--- a/assets/cv/CV Puteri Azli.docx
+++ b/assets/cv/CV Puteri Azli.docx
@@ -94,21 +94,8 @@
             <w:szCs w:val="20"/>
             <w:u w:val="none"/>
           </w:rPr>
-          <w:t>linkedin.com/in/</w:t>
+          <w:t>linkedin.com/in/puteriazli</w:t>
         </w:r>
-        <w:proofErr w:type="spellStart"/>
-        <w:r>
-          <w:rPr>
-            <w:rStyle w:val="Hyperlink"/>
-            <w:rFonts w:cstheme="minorHAnsi"/>
-            <w:color w:val="auto"/>
-            <w:sz w:val="20"/>
-            <w:szCs w:val="20"/>
-            <w:u w:val="none"/>
-          </w:rPr>
-          <w:t>puteriazli</w:t>
-        </w:r>
-        <w:proofErr w:type="spellEnd"/>
       </w:hyperlink>
       <w:r>
         <w:rPr>
@@ -137,25 +124,7 @@
           <w:sz w:val="20"/>
           <w:szCs w:val="20"/>
         </w:rPr>
-        <w:t xml:space="preserve"> | </w:t>
-      </w:r>
-      <w:proofErr w:type="spellStart"/>
-      <w:r>
-        <w:rPr>
-          <w:rFonts w:cstheme="minorHAnsi"/>
-          <w:sz w:val="20"/>
-          <w:szCs w:val="20"/>
-        </w:rPr>
-        <w:t>Sarolangun</w:t>
-      </w:r>
-      <w:proofErr w:type="spellEnd"/>
-      <w:r>
-        <w:rPr>
-          <w:rFonts w:cstheme="minorHAnsi"/>
-          <w:sz w:val="20"/>
-          <w:szCs w:val="20"/>
-        </w:rPr>
-        <w:t>, Jambi</w:t>
+        <w:t xml:space="preserve"> | Sarolangun, Jambi</w:t>
       </w:r>
     </w:p>
     <w:p>
@@ -205,25 +174,7 @@
           <w:sz w:val="20"/>
           <w:szCs w:val="20"/>
         </w:rPr>
-        <w:t xml:space="preserve">Informatics Engineering graduate with experience in Data Science, Artificial Intelligence (AI), and Web Development. Completed more than 28 IT projects, mainly in Data Science and AI, with the best models achieving 99.56% accuracy. Experienced in building real-world projects using Python, Scikit-learn, NumPy, Pandas, TensorFlow, </w:t>
-      </w:r>
-      <w:proofErr w:type="spellStart"/>
-      <w:r>
-        <w:rPr>
-          <w:rFonts w:cstheme="minorHAnsi"/>
-          <w:sz w:val="20"/>
-          <w:szCs w:val="20"/>
-        </w:rPr>
-        <w:t>PyTorch</w:t>
-      </w:r>
-      <w:proofErr w:type="spellEnd"/>
-      <w:r>
-        <w:rPr>
-          <w:rFonts w:cstheme="minorHAnsi"/>
-          <w:sz w:val="20"/>
-          <w:szCs w:val="20"/>
-        </w:rPr>
-        <w:t>, OpenCV, Flask, REST APIs, JavaScript, HTML, CSS, PHP, React, and SQL. Familiar with data pipelines and AI/ML workflow, including data collection, data preprocessing and cleaning, text preprocessing, Exploratory Data Analysis (EDA), feature engineering, model training, evaluation, optimization, and deployment. Willing to work anywhere in Indonesia</w:t>
+        <w:t>Informatics Engineering graduate with experience in Data Science, Artificial Intelligence (AI), and Web Development. Completed more than 28 IT projects, mainly in Data Science and AI, with the best models achieving 99.56% accuracy. Experienced in building real-world projects using Python, Scikit-learn, NumPy, Pandas, TensorFlow, PyTorch, OpenCV, Flask, REST APIs, JavaScript, HTML, CSS, PHP, React, and SQL. Familiar with data pipelines and AI/ML workflow, including data collection, data preprocessing and cleaning, text preprocessing, Exploratory Data Analysis (EDA), feature engineering, model training, evaluation, optimization, and deployment. Willing to work anywhere in Indonesia</w:t>
       </w:r>
       <w:r>
         <w:rPr>
@@ -308,41 +259,13 @@
           <w:szCs w:val="20"/>
         </w:rPr>
       </w:pPr>
-      <w:proofErr w:type="spellStart"/>
-      <w:r>
-        <w:rPr>
-          <w:rFonts w:cstheme="minorHAnsi"/>
-          <w:sz w:val="20"/>
-          <w:szCs w:val="20"/>
-        </w:rPr>
-        <w:t>Institut</w:t>
-      </w:r>
-      <w:proofErr w:type="spellEnd"/>
-      <w:r>
-        <w:rPr>
-          <w:rFonts w:cstheme="minorHAnsi"/>
-          <w:sz w:val="20"/>
-          <w:szCs w:val="20"/>
-        </w:rPr>
-        <w:t xml:space="preserve"> </w:t>
-      </w:r>
-      <w:proofErr w:type="spellStart"/>
-      <w:r>
-        <w:rPr>
-          <w:rFonts w:cstheme="minorHAnsi"/>
-          <w:sz w:val="20"/>
-          <w:szCs w:val="20"/>
-        </w:rPr>
-        <w:t>Teknologi</w:t>
-      </w:r>
-      <w:proofErr w:type="spellEnd"/>
-      <w:r>
-        <w:rPr>
-          <w:rFonts w:cstheme="minorHAnsi"/>
-          <w:sz w:val="20"/>
-          <w:szCs w:val="20"/>
-        </w:rPr>
-        <w:t xml:space="preserve"> Padang</w:t>
+      <w:r>
+        <w:rPr>
+          <w:rFonts w:cstheme="minorHAnsi"/>
+          <w:sz w:val="20"/>
+          <w:szCs w:val="20"/>
+        </w:rPr>
+        <w:t>Institut Teknologi Padang</w:t>
       </w:r>
     </w:p>
     <w:p>
@@ -420,23 +343,7 @@
           <w:sz w:val="20"/>
           <w:szCs w:val="20"/>
         </w:rPr>
-        <w:t xml:space="preserve">Designed and developed end-to-end AI digital solutions using </w:t>
-      </w:r>
-      <w:r>
-        <w:rPr>
-          <w:rFonts w:cstheme="minorHAnsi"/>
-          <w:sz w:val="20"/>
-          <w:szCs w:val="20"/>
-        </w:rPr>
-        <w:t>computer vision and machine learning</w:t>
-      </w:r>
-      <w:r>
-        <w:rPr>
-          <w:rFonts w:cstheme="minorHAnsi"/>
-          <w:sz w:val="20"/>
-          <w:szCs w:val="20"/>
-        </w:rPr>
-        <w:t>, achieving 94% model accuracy.</w:t>
+        <w:t>Designed and developed end-to-end AI digital solutions using computer vision and machine learning, achieving 94% model accuracy.</w:t>
       </w:r>
     </w:p>
     <w:p>
@@ -732,23 +639,7 @@
           <w:sz w:val="20"/>
           <w:szCs w:val="20"/>
         </w:rPr>
-        <w:t xml:space="preserve">Completed 13 Data Science projects in data analysis, Artificial Intelligence (AI), </w:t>
-      </w:r>
-      <w:r>
-        <w:rPr>
-          <w:rFonts w:cstheme="minorHAnsi"/>
-          <w:sz w:val="20"/>
-          <w:szCs w:val="20"/>
-        </w:rPr>
-        <w:t>machine learning, computer vision</w:t>
-      </w:r>
-      <w:r>
-        <w:rPr>
-          <w:rFonts w:cstheme="minorHAnsi"/>
-          <w:sz w:val="20"/>
-          <w:szCs w:val="20"/>
-        </w:rPr>
-        <w:t>, Natural Language Processing (NLP), and Large Language Models (LLMs), achieving the highest model accuracy of 99.56%.</w:t>
+        <w:t>Completed 13 Data Science projects in data analysis, Artificial Intelligence (AI), machine learning, computer vision, Natural Language Processing (NLP), and Large Language Models (LLMs), achieving the highest model accuracy of 99.56%.</w:t>
       </w:r>
     </w:p>
     <w:p>
@@ -1227,41 +1118,13 @@
           <w:szCs w:val="20"/>
         </w:rPr>
       </w:pPr>
-      <w:proofErr w:type="spellStart"/>
-      <w:r>
-        <w:rPr>
-          <w:rFonts w:cstheme="minorHAnsi"/>
-          <w:sz w:val="20"/>
-          <w:szCs w:val="20"/>
-        </w:rPr>
-        <w:t>Institut</w:t>
-      </w:r>
-      <w:proofErr w:type="spellEnd"/>
-      <w:r>
-        <w:rPr>
-          <w:rFonts w:cstheme="minorHAnsi"/>
-          <w:sz w:val="20"/>
-          <w:szCs w:val="20"/>
-        </w:rPr>
-        <w:t xml:space="preserve"> </w:t>
-      </w:r>
-      <w:proofErr w:type="spellStart"/>
-      <w:r>
-        <w:rPr>
-          <w:rFonts w:cstheme="minorHAnsi"/>
-          <w:sz w:val="20"/>
-          <w:szCs w:val="20"/>
-        </w:rPr>
-        <w:t>Teknologi</w:t>
-      </w:r>
-      <w:proofErr w:type="spellEnd"/>
-      <w:r>
-        <w:rPr>
-          <w:rFonts w:cstheme="minorHAnsi"/>
-          <w:sz w:val="20"/>
-          <w:szCs w:val="20"/>
-        </w:rPr>
-        <w:t xml:space="preserve"> Padang</w:t>
+      <w:r>
+        <w:rPr>
+          <w:rFonts w:cstheme="minorHAnsi"/>
+          <w:sz w:val="20"/>
+          <w:szCs w:val="20"/>
+        </w:rPr>
+        <w:t>Institut Teknologi Padang</w:t>
       </w:r>
     </w:p>
     <w:p>
@@ -1501,25 +1364,7 @@
           <w:szCs w:val="20"/>
         </w:rPr>
         <w:lastRenderedPageBreak/>
-        <w:t xml:space="preserve">Web Programming &amp; Mobile Application Development, Information Systems Management, Business Process Analysis, Digital Transformation, E-Commerce, Geographic Information Systems (GIS), Introduction to </w:t>
-      </w:r>
-      <w:proofErr w:type="spellStart"/>
-      <w:r>
-        <w:rPr>
-          <w:rFonts w:cstheme="minorHAnsi"/>
-          <w:sz w:val="20"/>
-          <w:szCs w:val="20"/>
-        </w:rPr>
-        <w:t>Technopreneurship</w:t>
-      </w:r>
-      <w:proofErr w:type="spellEnd"/>
-      <w:r>
-        <w:rPr>
-          <w:rFonts w:cstheme="minorHAnsi"/>
-          <w:sz w:val="20"/>
-          <w:szCs w:val="20"/>
-        </w:rPr>
-        <w:t>, Computer and Network Security, Server System Administration, Modern Network Architecture, Introduction to IT Forensics, Operating Systems, Computer Architecture, Digital Electronics, Embedded Systems</w:t>
+        <w:t>Web Programming &amp; Mobile Application Development, Information Systems Management, Business Process Analysis, Digital Transformation, E-Commerce, Geographic Information Systems (GIS), Introduction to Technopreneurship, Computer and Network Security, Server System Administration, Modern Network Architecture, Introduction to IT Forensics, Operating Systems, Computer Architecture, Digital Electronics, Embedded Systems</w:t>
       </w:r>
       <w:r>
         <w:rPr>
@@ -1626,15 +1471,7 @@
           <w:sz w:val="20"/>
           <w:szCs w:val="20"/>
         </w:rPr>
-        <w:t>,</w:t>
-      </w:r>
-      <w:r>
-        <w:rPr>
-          <w:rFonts w:cstheme="minorHAnsi"/>
-          <w:sz w:val="20"/>
-          <w:szCs w:val="20"/>
-        </w:rPr>
-        <w:t xml:space="preserve"> </w:t>
+        <w:t xml:space="preserve">, </w:t>
       </w:r>
       <w:r>
         <w:rPr>
@@ -1698,15 +1535,7 @@
           <w:sz w:val="20"/>
           <w:szCs w:val="20"/>
         </w:rPr>
-        <w:t xml:space="preserve"> Hyperparameter Tuning, Metrics Evaluation, Classification, Regression, Forecasting, Segmentation, Image Classification</w:t>
-      </w:r>
-      <w:r>
-        <w:rPr>
-          <w:rFonts w:cstheme="minorHAnsi"/>
-          <w:sz w:val="20"/>
-          <w:szCs w:val="20"/>
-        </w:rPr>
-        <w:t>, Image Processing.</w:t>
+        <w:t xml:space="preserve"> Hyperparameter Tuning, Metrics Evaluation, Classification, Regression, Forecasting, Segmentation, Image Classification, Image Processing.</w:t>
       </w:r>
     </w:p>
     <w:p>
@@ -2056,15 +1885,7 @@
           <w:sz w:val="20"/>
           <w:szCs w:val="20"/>
         </w:rPr>
-        <w:t xml:space="preserve"> </w:t>
-      </w:r>
-      <w:r>
-        <w:rPr>
-          <w:rFonts w:cstheme="minorHAnsi"/>
-          <w:sz w:val="20"/>
-          <w:szCs w:val="20"/>
-        </w:rPr>
-        <w:t>S</w:t>
+        <w:t xml:space="preserve"> S</w:t>
       </w:r>
       <w:r>
         <w:rPr>
@@ -2176,17 +1997,8 @@
           <w:sz w:val="20"/>
           <w:szCs w:val="20"/>
         </w:rPr>
-        <w:t>,</w:t>
-      </w:r>
-      <w:r>
-        <w:rPr>
-          <w:rFonts w:cstheme="minorHAnsi"/>
-          <w:sz w:val="20"/>
-          <w:szCs w:val="20"/>
-        </w:rPr>
-        <w:t xml:space="preserve"> </w:t>
-      </w:r>
-      <w:proofErr w:type="spellStart"/>
+        <w:t xml:space="preserve">, </w:t>
+      </w:r>
       <w:r>
         <w:rPr>
           <w:rFonts w:cstheme="minorHAnsi"/>
@@ -2195,82 +2007,13 @@
         </w:rPr>
         <w:t>PyTorch</w:t>
       </w:r>
-      <w:proofErr w:type="spellEnd"/>
-      <w:r>
-        <w:rPr>
-          <w:rFonts w:cstheme="minorHAnsi"/>
-          <w:sz w:val="20"/>
-          <w:szCs w:val="20"/>
-        </w:rPr>
-        <w:t>,</w:t>
-      </w:r>
-      <w:r>
-        <w:rPr>
-          <w:rFonts w:cstheme="minorHAnsi"/>
-          <w:sz w:val="20"/>
-          <w:szCs w:val="20"/>
-        </w:rPr>
-        <w:t xml:space="preserve"> Hugging Face,</w:t>
-      </w:r>
-      <w:r>
-        <w:rPr>
-          <w:rFonts w:cstheme="minorHAnsi"/>
-          <w:sz w:val="20"/>
-          <w:szCs w:val="20"/>
-        </w:rPr>
-        <w:t xml:space="preserve"> Matplotlib,</w:t>
-      </w:r>
-      <w:r>
-        <w:rPr>
-          <w:rFonts w:cstheme="minorHAnsi"/>
-          <w:sz w:val="20"/>
-          <w:szCs w:val="20"/>
-        </w:rPr>
-        <w:t xml:space="preserve"> </w:t>
-      </w:r>
-      <w:proofErr w:type="spellStart"/>
-      <w:r>
-        <w:rPr>
-          <w:rFonts w:cstheme="minorHAnsi"/>
-          <w:sz w:val="20"/>
-          <w:szCs w:val="20"/>
-        </w:rPr>
-        <w:t>Plotly</w:t>
-      </w:r>
-      <w:proofErr w:type="spellEnd"/>
-      <w:r>
-        <w:rPr>
-          <w:rFonts w:cstheme="minorHAnsi"/>
-          <w:sz w:val="20"/>
-          <w:szCs w:val="20"/>
-        </w:rPr>
-        <w:t xml:space="preserve">, </w:t>
-      </w:r>
-      <w:proofErr w:type="spellStart"/>
-      <w:r>
-        <w:rPr>
-          <w:rFonts w:cstheme="minorHAnsi"/>
-          <w:sz w:val="20"/>
-          <w:szCs w:val="20"/>
-        </w:rPr>
-        <w:t>Streamlit</w:t>
-      </w:r>
-      <w:proofErr w:type="spellEnd"/>
-      <w:r>
-        <w:rPr>
-          <w:rFonts w:cstheme="minorHAnsi"/>
-          <w:sz w:val="20"/>
-          <w:szCs w:val="20"/>
-        </w:rPr>
-        <w:t>,</w:t>
-      </w:r>
-      <w:r>
-        <w:rPr>
-          <w:rFonts w:cstheme="minorHAnsi"/>
-          <w:sz w:val="20"/>
-          <w:szCs w:val="20"/>
-        </w:rPr>
-        <w:t xml:space="preserve"> </w:t>
+      <w:r>
+        <w:rPr>
+          <w:rFonts w:cstheme="minorHAnsi"/>
+          <w:sz w:val="20"/>
+          <w:szCs w:val="20"/>
+        </w:rPr>
+        <w:t xml:space="preserve">, Hugging Face, Matplotlib, Plotly, Streamlit, </w:t>
       </w:r>
       <w:r>
         <w:rPr>
@@ -2626,15 +2369,7 @@
           <w:sz w:val="20"/>
           <w:szCs w:val="20"/>
         </w:rPr>
-        <w:t>,</w:t>
-      </w:r>
-      <w:r>
-        <w:rPr>
-          <w:rFonts w:cstheme="minorHAnsi"/>
-          <w:sz w:val="20"/>
-          <w:szCs w:val="20"/>
-        </w:rPr>
-        <w:t xml:space="preserve"> </w:t>
+        <w:t xml:space="preserve">, </w:t>
       </w:r>
       <w:r>
         <w:rPr>
@@ -2728,41 +2463,13 @@
           <w:szCs w:val="20"/>
         </w:rPr>
       </w:pPr>
-      <w:proofErr w:type="spellStart"/>
-      <w:r>
-        <w:rPr>
-          <w:rFonts w:cstheme="minorHAnsi"/>
-          <w:sz w:val="20"/>
-          <w:szCs w:val="20"/>
-        </w:rPr>
-        <w:t>Institut</w:t>
-      </w:r>
-      <w:proofErr w:type="spellEnd"/>
-      <w:r>
-        <w:rPr>
-          <w:rFonts w:cstheme="minorHAnsi"/>
-          <w:sz w:val="20"/>
-          <w:szCs w:val="20"/>
-        </w:rPr>
-        <w:t xml:space="preserve"> </w:t>
-      </w:r>
-      <w:proofErr w:type="spellStart"/>
-      <w:r>
-        <w:rPr>
-          <w:rFonts w:cstheme="minorHAnsi"/>
-          <w:sz w:val="20"/>
-          <w:szCs w:val="20"/>
-        </w:rPr>
-        <w:t>Teknologi</w:t>
-      </w:r>
-      <w:proofErr w:type="spellEnd"/>
-      <w:r>
-        <w:rPr>
-          <w:rFonts w:cstheme="minorHAnsi"/>
-          <w:sz w:val="20"/>
-          <w:szCs w:val="20"/>
-        </w:rPr>
-        <w:t xml:space="preserve"> Padang</w:t>
+      <w:r>
+        <w:rPr>
+          <w:rFonts w:cstheme="minorHAnsi"/>
+          <w:sz w:val="20"/>
+          <w:szCs w:val="20"/>
+        </w:rPr>
+        <w:t>Institut Teknologi Padang</w:t>
       </w:r>
     </w:p>
     <w:p>
@@ -3002,43 +2709,7 @@
           <w:sz w:val="20"/>
           <w:szCs w:val="20"/>
         </w:rPr>
-        <w:t xml:space="preserve"> </w:t>
-      </w:r>
-      <w:proofErr w:type="spellStart"/>
-      <w:r>
-        <w:rPr>
-          <w:rFonts w:cstheme="minorHAnsi"/>
-          <w:sz w:val="20"/>
-          <w:szCs w:val="20"/>
-        </w:rPr>
-        <w:t>Institut</w:t>
-      </w:r>
-      <w:proofErr w:type="spellEnd"/>
-      <w:r>
-        <w:rPr>
-          <w:rFonts w:cstheme="minorHAnsi"/>
-          <w:sz w:val="20"/>
-          <w:szCs w:val="20"/>
-        </w:rPr>
-        <w:t xml:space="preserve"> </w:t>
-      </w:r>
-      <w:proofErr w:type="spellStart"/>
-      <w:r>
-        <w:rPr>
-          <w:rFonts w:cstheme="minorHAnsi"/>
-          <w:sz w:val="20"/>
-          <w:szCs w:val="20"/>
-        </w:rPr>
-        <w:t>Teknologi</w:t>
-      </w:r>
-      <w:proofErr w:type="spellEnd"/>
-      <w:r>
-        <w:rPr>
-          <w:rFonts w:cstheme="minorHAnsi"/>
-          <w:sz w:val="20"/>
-          <w:szCs w:val="20"/>
-        </w:rPr>
-        <w:t xml:space="preserve"> Padang</w:t>
+        <w:t xml:space="preserve"> Institut Teknologi Padang</w:t>
       </w:r>
     </w:p>
     <w:p>
@@ -3116,25 +2787,7 @@
           <w:sz w:val="20"/>
           <w:szCs w:val="20"/>
         </w:rPr>
-        <w:t xml:space="preserve">JPIT, </w:t>
-      </w:r>
-      <w:proofErr w:type="spellStart"/>
-      <w:r>
-        <w:rPr>
-          <w:rFonts w:cstheme="minorHAnsi"/>
-          <w:sz w:val="20"/>
-          <w:szCs w:val="20"/>
-        </w:rPr>
-        <w:t>Politeknik</w:t>
-      </w:r>
-      <w:proofErr w:type="spellEnd"/>
-      <w:r>
-        <w:rPr>
-          <w:rFonts w:cstheme="minorHAnsi"/>
-          <w:sz w:val="20"/>
-          <w:szCs w:val="20"/>
-        </w:rPr>
-        <w:t xml:space="preserve"> Harapan Bersama</w:t>
+        <w:t>JPIT, Politeknik Harapan Bersama</w:t>
       </w:r>
     </w:p>
     <w:p>
@@ -3300,41 +2953,13 @@
         </w:rPr>
         <w:t xml:space="preserve"> – </w:t>
       </w:r>
-      <w:proofErr w:type="spellStart"/>
-      <w:r>
-        <w:rPr>
-          <w:rFonts w:cstheme="minorHAnsi"/>
-          <w:sz w:val="20"/>
-          <w:szCs w:val="20"/>
-        </w:rPr>
-        <w:t>Institut</w:t>
-      </w:r>
-      <w:proofErr w:type="spellEnd"/>
-      <w:r>
-        <w:rPr>
-          <w:rFonts w:cstheme="minorHAnsi"/>
-          <w:sz w:val="20"/>
-          <w:szCs w:val="20"/>
-        </w:rPr>
-        <w:t xml:space="preserve"> </w:t>
-      </w:r>
-      <w:proofErr w:type="spellStart"/>
-      <w:r>
-        <w:rPr>
-          <w:rFonts w:cstheme="minorHAnsi"/>
-          <w:sz w:val="20"/>
-          <w:szCs w:val="20"/>
-        </w:rPr>
-        <w:t>Teknologi</w:t>
-      </w:r>
-      <w:proofErr w:type="spellEnd"/>
-      <w:r>
-        <w:rPr>
-          <w:rFonts w:cstheme="minorHAnsi"/>
-          <w:sz w:val="20"/>
-          <w:szCs w:val="20"/>
-        </w:rPr>
-        <w:t xml:space="preserve"> Padang</w:t>
+      <w:r>
+        <w:rPr>
+          <w:rFonts w:cstheme="minorHAnsi"/>
+          <w:sz w:val="20"/>
+          <w:szCs w:val="20"/>
+        </w:rPr>
+        <w:t>Institut Teknologi Padang</w:t>
       </w:r>
     </w:p>
     <w:p>
@@ -3396,7 +3021,7 @@
           <w:sz w:val="20"/>
           <w:szCs w:val="20"/>
         </w:rPr>
-        <w:t>Capstone Project Team Leader – Data Science Program</w:t>
+        <w:t>Capstone Project Team Leader Data Science Program</w:t>
       </w:r>
       <w:r>
         <w:rPr>
@@ -3552,25 +3177,7 @@
           <w:sz w:val="20"/>
           <w:szCs w:val="20"/>
         </w:rPr>
-        <w:t xml:space="preserve">Certificate of Appreciation for Admin </w:t>
-      </w:r>
-      <w:proofErr w:type="spellStart"/>
-      <w:r>
-        <w:rPr>
-          <w:rFonts w:cstheme="minorHAnsi"/>
-          <w:sz w:val="20"/>
-          <w:szCs w:val="20"/>
-        </w:rPr>
-        <w:t>Warung</w:t>
-      </w:r>
-      <w:proofErr w:type="spellEnd"/>
-      <w:r>
-        <w:rPr>
-          <w:rFonts w:cstheme="minorHAnsi"/>
-          <w:sz w:val="20"/>
-          <w:szCs w:val="20"/>
-        </w:rPr>
-        <w:t xml:space="preserve"> Freelancer</w:t>
+        <w:t>Certificate of Appreciation for Admin Warung Freelancer</w:t>
       </w:r>
       <w:r>
         <w:rPr>
@@ -3693,59 +3300,21 @@
           <w:szCs w:val="20"/>
         </w:rPr>
       </w:pPr>
-      <w:proofErr w:type="spellStart"/>
-      <w:r>
-        <w:rPr>
-          <w:rFonts w:cstheme="minorHAnsi"/>
-          <w:sz w:val="20"/>
-          <w:szCs w:val="20"/>
-        </w:rPr>
-        <w:t>Penerapan</w:t>
-      </w:r>
-      <w:proofErr w:type="spellEnd"/>
-      <w:r>
-        <w:rPr>
-          <w:rFonts w:cstheme="minorHAnsi"/>
-          <w:sz w:val="20"/>
-          <w:szCs w:val="20"/>
-        </w:rPr>
-        <w:t xml:space="preserve"> Data Science </w:t>
-      </w:r>
-      <w:proofErr w:type="spellStart"/>
-      <w:r>
-        <w:rPr>
-          <w:rFonts w:cstheme="minorHAnsi"/>
-          <w:sz w:val="20"/>
-          <w:szCs w:val="20"/>
-        </w:rPr>
-        <w:t>dengan</w:t>
-      </w:r>
-      <w:proofErr w:type="spellEnd"/>
-      <w:r>
-        <w:rPr>
-          <w:rFonts w:cstheme="minorHAnsi"/>
-          <w:sz w:val="20"/>
-          <w:szCs w:val="20"/>
-        </w:rPr>
-        <w:t xml:space="preserve"> Microsoft Fabric – </w:t>
-      </w:r>
-      <w:proofErr w:type="spellStart"/>
-      <w:r>
-        <w:rPr>
-          <w:rFonts w:cstheme="minorHAnsi"/>
-          <w:sz w:val="20"/>
-          <w:szCs w:val="20"/>
-        </w:rPr>
-        <w:t>Dicoding</w:t>
-      </w:r>
-      <w:proofErr w:type="spellEnd"/>
-      <w:r>
-        <w:rPr>
-          <w:rFonts w:cstheme="minorHAnsi"/>
-          <w:sz w:val="20"/>
-          <w:szCs w:val="20"/>
-        </w:rPr>
-        <w:t xml:space="preserve"> Indonesia</w:t>
+      <w:r>
+        <w:rPr>
+          <w:rFonts w:cstheme="minorHAnsi"/>
+          <w:sz w:val="20"/>
+          <w:szCs w:val="20"/>
+        </w:rPr>
+        <w:t>Belajar P</w:t>
+      </w:r>
+      <w:r>
+        <w:rPr>
+          <w:rFonts w:cstheme="minorHAnsi"/>
+          <w:sz w:val="20"/>
+          <w:szCs w:val="20"/>
+        </w:rPr>
+        <w:t>enerapan Data Science dengan Microsoft Fabric – Dicoding Indonesia</w:t>
       </w:r>
     </w:p>
     <w:p>
@@ -3799,25 +3368,7 @@
           <w:sz w:val="20"/>
           <w:szCs w:val="20"/>
         </w:rPr>
-        <w:t xml:space="preserve">Belajar Dasar AI – </w:t>
-      </w:r>
-      <w:proofErr w:type="spellStart"/>
-      <w:r>
-        <w:rPr>
-          <w:rFonts w:cstheme="minorHAnsi"/>
-          <w:sz w:val="20"/>
-          <w:szCs w:val="20"/>
-        </w:rPr>
-        <w:t>Dicoding</w:t>
-      </w:r>
-      <w:proofErr w:type="spellEnd"/>
-      <w:r>
-        <w:rPr>
-          <w:rFonts w:cstheme="minorHAnsi"/>
-          <w:sz w:val="20"/>
-          <w:szCs w:val="20"/>
-        </w:rPr>
-        <w:t xml:space="preserve"> Indonesia</w:t>
+        <w:t>Belajar Dasar AI – Dicoding Indonesia</w:t>
       </w:r>
     </w:p>
     <w:p>
@@ -3877,41 +3428,13 @@
           <w:szCs w:val="20"/>
         </w:rPr>
       </w:pPr>
-      <w:proofErr w:type="spellStart"/>
-      <w:r>
-        <w:rPr>
-          <w:rFonts w:cstheme="minorHAnsi"/>
-          <w:sz w:val="20"/>
-          <w:szCs w:val="20"/>
-        </w:rPr>
-        <w:t>Kecerdasan</w:t>
-      </w:r>
-      <w:proofErr w:type="spellEnd"/>
-      <w:r>
-        <w:rPr>
-          <w:rFonts w:cstheme="minorHAnsi"/>
-          <w:sz w:val="20"/>
-          <w:szCs w:val="20"/>
-        </w:rPr>
-        <w:t xml:space="preserve"> </w:t>
-      </w:r>
-      <w:proofErr w:type="spellStart"/>
-      <w:r>
-        <w:rPr>
-          <w:rFonts w:cstheme="minorHAnsi"/>
-          <w:sz w:val="20"/>
-          <w:szCs w:val="20"/>
-        </w:rPr>
-        <w:t>Artifisial</w:t>
-      </w:r>
-      <w:proofErr w:type="spellEnd"/>
-      <w:r>
-        <w:rPr>
-          <w:rFonts w:cstheme="minorHAnsi"/>
-          <w:sz w:val="20"/>
-          <w:szCs w:val="20"/>
-        </w:rPr>
-        <w:t xml:space="preserve"> – Digital Talent Scholarship</w:t>
+      <w:r>
+        <w:rPr>
+          <w:rFonts w:cstheme="minorHAnsi"/>
+          <w:sz w:val="20"/>
+          <w:szCs w:val="20"/>
+        </w:rPr>
+        <w:t>Kecerdasan Artifisial – Digital Talent Scholarship</w:t>
       </w:r>
     </w:p>
     <w:p>
@@ -4057,9 +3580,24 @@
           <w:sz w:val="20"/>
           <w:szCs w:val="20"/>
         </w:rPr>
-        <w:t xml:space="preserve">Artificial Intelligence for Business Professional (AIBIZ)- </w:t>
-      </w:r>
-      <w:proofErr w:type="spellStart"/>
+        <w:t>Artificial Intelligence for Business Professional (AIBIZ)</w:t>
+      </w:r>
+      <w:r>
+        <w:rPr>
+          <w:rFonts w:cstheme="minorHAnsi"/>
+          <w:sz w:val="20"/>
+          <w:szCs w:val="20"/>
+        </w:rPr>
+        <w:t xml:space="preserve"> –</w:t>
+      </w:r>
+      <w:r>
+        <w:rPr>
+          <w:rFonts w:cstheme="minorHAnsi"/>
+          <w:sz w:val="20"/>
+          <w:szCs w:val="20"/>
+        </w:rPr>
+        <w:t xml:space="preserve"> </w:t>
+      </w:r>
       <w:r>
         <w:rPr>
           <w:rFonts w:cstheme="minorHAnsi"/>
@@ -4068,7 +3606,6 @@
         </w:rPr>
         <w:t>CertNexus</w:t>
       </w:r>
-      <w:proofErr w:type="spellEnd"/>
     </w:p>
     <w:p>
       <w:pPr>
@@ -4205,42 +3742,8 @@
           <w:sz w:val="20"/>
           <w:szCs w:val="20"/>
         </w:rPr>
-        <w:t xml:space="preserve">Data Science for Business Professional (DSBIZ) </w:t>
-      </w:r>
-      <w:r>
-        <w:rPr>
-          <w:rFonts w:cstheme="minorHAnsi"/>
-          <w:sz w:val="20"/>
-          <w:szCs w:val="20"/>
-        </w:rPr>
-        <w:t>–</w:t>
-      </w:r>
-      <w:r>
-        <w:rPr>
-          <w:rFonts w:cstheme="minorHAnsi"/>
-          <w:sz w:val="20"/>
-          <w:szCs w:val="20"/>
-        </w:rPr>
-        <w:t xml:space="preserve"> </w:t>
-      </w:r>
-      <w:proofErr w:type="spellStart"/>
-      <w:r>
-        <w:rPr>
-          <w:rFonts w:cstheme="minorHAnsi"/>
-          <w:sz w:val="20"/>
-          <w:szCs w:val="20"/>
-        </w:rPr>
-        <w:t>CertNexu</w:t>
-      </w:r>
-      <w:r>
-        <w:rPr>
-          <w:rFonts w:cstheme="minorHAnsi"/>
-          <w:sz w:val="20"/>
-          <w:szCs w:val="20"/>
-        </w:rPr>
-        <w:t>s</w:t>
-      </w:r>
-      <w:proofErr w:type="spellEnd"/>
+        <w:t>Data Science for Business Professional (DSBIZ) – CertNexus</w:t>
+      </w:r>
     </w:p>
     <w:p>
       <w:pPr>
@@ -4302,88 +3805,14 @@
           <w:szCs w:val="20"/>
         </w:rPr>
       </w:pPr>
-      <w:proofErr w:type="spellStart"/>
-      <w:r>
-        <w:rPr>
-          <w:rFonts w:cstheme="minorHAnsi"/>
-          <w:sz w:val="20"/>
-          <w:szCs w:val="20"/>
-        </w:rPr>
-        <w:t>Kuasai</w:t>
-      </w:r>
-      <w:proofErr w:type="spellEnd"/>
-      <w:r>
-        <w:rPr>
-          <w:rFonts w:cstheme="minorHAnsi"/>
-          <w:sz w:val="20"/>
-          <w:szCs w:val="20"/>
-        </w:rPr>
-        <w:t xml:space="preserve"> Cara </w:t>
-      </w:r>
-      <w:proofErr w:type="spellStart"/>
-      <w:r>
-        <w:rPr>
-          <w:rFonts w:cstheme="minorHAnsi"/>
-          <w:sz w:val="20"/>
-          <w:szCs w:val="20"/>
-        </w:rPr>
-        <w:t>Berbicara</w:t>
-      </w:r>
-      <w:proofErr w:type="spellEnd"/>
-      <w:r>
-        <w:rPr>
-          <w:rFonts w:cstheme="minorHAnsi"/>
-          <w:sz w:val="20"/>
-          <w:szCs w:val="20"/>
-        </w:rPr>
-        <w:t xml:space="preserve"> </w:t>
-      </w:r>
-      <w:proofErr w:type="spellStart"/>
-      <w:r>
-        <w:rPr>
-          <w:rFonts w:cstheme="minorHAnsi"/>
-          <w:sz w:val="20"/>
-          <w:szCs w:val="20"/>
-        </w:rPr>
-        <w:t>Depan</w:t>
-      </w:r>
-      <w:proofErr w:type="spellEnd"/>
-      <w:r>
-        <w:rPr>
-          <w:rFonts w:cstheme="minorHAnsi"/>
-          <w:sz w:val="20"/>
-          <w:szCs w:val="20"/>
-        </w:rPr>
-        <w:t xml:space="preserve"> Umum </w:t>
-      </w:r>
-      <w:proofErr w:type="spellStart"/>
-      <w:r>
-        <w:rPr>
-          <w:rFonts w:cstheme="minorHAnsi"/>
-          <w:sz w:val="20"/>
-          <w:szCs w:val="20"/>
-        </w:rPr>
-        <w:t>dengan</w:t>
-      </w:r>
-      <w:proofErr w:type="spellEnd"/>
-      <w:r>
-        <w:rPr>
-          <w:rFonts w:cstheme="minorHAnsi"/>
-          <w:sz w:val="20"/>
-          <w:szCs w:val="20"/>
-        </w:rPr>
-        <w:t xml:space="preserve"> Teknik NLP – Skill Academy by </w:t>
-      </w:r>
-      <w:proofErr w:type="spellStart"/>
-      <w:r>
-        <w:rPr>
-          <w:rFonts w:cstheme="minorHAnsi"/>
-          <w:sz w:val="20"/>
-          <w:szCs w:val="20"/>
-        </w:rPr>
-        <w:t>Ruangguru</w:t>
-      </w:r>
-      <w:proofErr w:type="spellEnd"/>
+      <w:r>
+        <w:rPr>
+          <w:rFonts w:cstheme="minorHAnsi"/>
+          <w:sz w:val="20"/>
+          <w:szCs w:val="20"/>
+        </w:rPr>
+        <w:t>Kuasai Cara Berbicara Depan Umum dengan Teknik NLP – Skill Academy by Ruangguru</w:t>
+      </w:r>
     </w:p>
     <w:p>
       <w:pPr>
@@ -4452,16 +3881,7 @@
           <w:szCs w:val="20"/>
           <w:lang w:val="fi-FI"/>
         </w:rPr>
-        <w:t xml:space="preserve">Kelas Kilat: Microsoft Excel – </w:t>
-      </w:r>
-      <w:r>
-        <w:rPr>
-          <w:rFonts w:cstheme="minorHAnsi"/>
-          <w:sz w:val="20"/>
-          <w:szCs w:val="20"/>
-          <w:lang w:val="fi-FI"/>
-        </w:rPr>
-        <w:t>YEC Yureka Edukasi Cipta</w:t>
+        <w:t>Kelas Kilat: Microsoft Excel – YEC Yureka Edukasi Cipta</w:t>
       </w:r>
     </w:p>
     <w:p>
@@ -6109,6 +5529,7 @@
   <w:style w:type="character" w:default="1" w:styleId="FontParagrafDefault">
     <w:name w:val="Default Paragraph Font"/>
     <w:uiPriority w:val="1"/>
+    <w:semiHidden/>
     <w:unhideWhenUsed/>
   </w:style>
   <w:style w:type="table" w:default="1" w:styleId="TabelNormal">

--- a/assets/cv/CV Puteri Azli.docx
+++ b/assets/cv/CV Puteri Azli.docx
@@ -94,8 +94,21 @@
             <w:szCs w:val="20"/>
             <w:u w:val="none"/>
           </w:rPr>
-          <w:t>linkedin.com/in/puteriazli</w:t>
+          <w:t>linkedin.com/in/</w:t>
         </w:r>
+        <w:proofErr w:type="spellStart"/>
+        <w:r>
+          <w:rPr>
+            <w:rStyle w:val="Hyperlink"/>
+            <w:rFonts w:cstheme="minorHAnsi"/>
+            <w:color w:val="auto"/>
+            <w:sz w:val="20"/>
+            <w:szCs w:val="20"/>
+            <w:u w:val="none"/>
+          </w:rPr>
+          <w:t>puteriazli</w:t>
+        </w:r>
+        <w:proofErr w:type="spellEnd"/>
       </w:hyperlink>
       <w:r>
         <w:rPr>
@@ -124,7 +137,25 @@
           <w:sz w:val="20"/>
           <w:szCs w:val="20"/>
         </w:rPr>
-        <w:t xml:space="preserve"> | Sarolangun, Jambi</w:t>
+        <w:t xml:space="preserve"> | </w:t>
+      </w:r>
+      <w:proofErr w:type="spellStart"/>
+      <w:r>
+        <w:rPr>
+          <w:rFonts w:cstheme="minorHAnsi"/>
+          <w:sz w:val="20"/>
+          <w:szCs w:val="20"/>
+        </w:rPr>
+        <w:t>Sarolangun</w:t>
+      </w:r>
+      <w:proofErr w:type="spellEnd"/>
+      <w:r>
+        <w:rPr>
+          <w:rFonts w:cstheme="minorHAnsi"/>
+          <w:sz w:val="20"/>
+          <w:szCs w:val="20"/>
+        </w:rPr>
+        <w:t>, Jambi</w:t>
       </w:r>
     </w:p>
     <w:p>
@@ -174,7 +205,25 @@
           <w:sz w:val="20"/>
           <w:szCs w:val="20"/>
         </w:rPr>
-        <w:t>Informatics Engineering graduate with experience in Data Science, Artificial Intelligence (AI), and Web Development. Completed more than 28 IT projects, mainly in Data Science and AI, with the best models achieving 99.56% accuracy. Experienced in building real-world projects using Python, Scikit-learn, NumPy, Pandas, TensorFlow, PyTorch, OpenCV, Flask, REST APIs, JavaScript, HTML, CSS, PHP, React, and SQL. Familiar with data pipelines and AI/ML workflow, including data collection, data preprocessing and cleaning, text preprocessing, Exploratory Data Analysis (EDA), feature engineering, model training, evaluation, optimization, and deployment. Willing to work anywhere in Indonesia</w:t>
+        <w:t xml:space="preserve">Informatics Engineering graduate with experience in Data Science, Artificial Intelligence (AI), and Web Development. Completed more than 28 IT projects, mainly in Data Science and AI, with the best models achieving 99.56% accuracy. Experienced in building real-world projects using Python, Scikit-learn, NumPy, Pandas, TensorFlow, </w:t>
+      </w:r>
+      <w:proofErr w:type="spellStart"/>
+      <w:r>
+        <w:rPr>
+          <w:rFonts w:cstheme="minorHAnsi"/>
+          <w:sz w:val="20"/>
+          <w:szCs w:val="20"/>
+        </w:rPr>
+        <w:t>PyTorch</w:t>
+      </w:r>
+      <w:proofErr w:type="spellEnd"/>
+      <w:r>
+        <w:rPr>
+          <w:rFonts w:cstheme="minorHAnsi"/>
+          <w:sz w:val="20"/>
+          <w:szCs w:val="20"/>
+        </w:rPr>
+        <w:t>, OpenCV, Flask, REST APIs, JavaScript, HTML, CSS, PHP, React, and SQL. Familiar with data pipelines and AI/ML workflow, including data collection, data preprocessing and cleaning, text preprocessing, Exploratory Data Analysis (EDA), feature engineering, model training, evaluation, optimization, and deployment. Willing to work anywhere in Indonesia</w:t>
       </w:r>
       <w:r>
         <w:rPr>
@@ -259,13 +308,41 @@
           <w:szCs w:val="20"/>
         </w:rPr>
       </w:pPr>
-      <w:r>
-        <w:rPr>
-          <w:rFonts w:cstheme="minorHAnsi"/>
-          <w:sz w:val="20"/>
-          <w:szCs w:val="20"/>
-        </w:rPr>
-        <w:t>Institut Teknologi Padang</w:t>
+      <w:proofErr w:type="spellStart"/>
+      <w:r>
+        <w:rPr>
+          <w:rFonts w:cstheme="minorHAnsi"/>
+          <w:sz w:val="20"/>
+          <w:szCs w:val="20"/>
+        </w:rPr>
+        <w:t>Institut</w:t>
+      </w:r>
+      <w:proofErr w:type="spellEnd"/>
+      <w:r>
+        <w:rPr>
+          <w:rFonts w:cstheme="minorHAnsi"/>
+          <w:sz w:val="20"/>
+          <w:szCs w:val="20"/>
+        </w:rPr>
+        <w:t xml:space="preserve"> </w:t>
+      </w:r>
+      <w:proofErr w:type="spellStart"/>
+      <w:r>
+        <w:rPr>
+          <w:rFonts w:cstheme="minorHAnsi"/>
+          <w:sz w:val="20"/>
+          <w:szCs w:val="20"/>
+        </w:rPr>
+        <w:t>Teknologi</w:t>
+      </w:r>
+      <w:proofErr w:type="spellEnd"/>
+      <w:r>
+        <w:rPr>
+          <w:rFonts w:cstheme="minorHAnsi"/>
+          <w:sz w:val="20"/>
+          <w:szCs w:val="20"/>
+        </w:rPr>
+        <w:t xml:space="preserve"> Padang</w:t>
       </w:r>
     </w:p>
     <w:p>
@@ -1118,13 +1195,41 @@
           <w:szCs w:val="20"/>
         </w:rPr>
       </w:pPr>
-      <w:r>
-        <w:rPr>
-          <w:rFonts w:cstheme="minorHAnsi"/>
-          <w:sz w:val="20"/>
-          <w:szCs w:val="20"/>
-        </w:rPr>
-        <w:t>Institut Teknologi Padang</w:t>
+      <w:proofErr w:type="spellStart"/>
+      <w:r>
+        <w:rPr>
+          <w:rFonts w:cstheme="minorHAnsi"/>
+          <w:sz w:val="20"/>
+          <w:szCs w:val="20"/>
+        </w:rPr>
+        <w:t>Institut</w:t>
+      </w:r>
+      <w:proofErr w:type="spellEnd"/>
+      <w:r>
+        <w:rPr>
+          <w:rFonts w:cstheme="minorHAnsi"/>
+          <w:sz w:val="20"/>
+          <w:szCs w:val="20"/>
+        </w:rPr>
+        <w:t xml:space="preserve"> </w:t>
+      </w:r>
+      <w:proofErr w:type="spellStart"/>
+      <w:r>
+        <w:rPr>
+          <w:rFonts w:cstheme="minorHAnsi"/>
+          <w:sz w:val="20"/>
+          <w:szCs w:val="20"/>
+        </w:rPr>
+        <w:t>Teknologi</w:t>
+      </w:r>
+      <w:proofErr w:type="spellEnd"/>
+      <w:r>
+        <w:rPr>
+          <w:rFonts w:cstheme="minorHAnsi"/>
+          <w:sz w:val="20"/>
+          <w:szCs w:val="20"/>
+        </w:rPr>
+        <w:t xml:space="preserve"> Padang</w:t>
       </w:r>
     </w:p>
     <w:p>
@@ -1364,7 +1469,25 @@
           <w:szCs w:val="20"/>
         </w:rPr>
         <w:lastRenderedPageBreak/>
-        <w:t>Web Programming &amp; Mobile Application Development, Information Systems Management, Business Process Analysis, Digital Transformation, E-Commerce, Geographic Information Systems (GIS), Introduction to Technopreneurship, Computer and Network Security, Server System Administration, Modern Network Architecture, Introduction to IT Forensics, Operating Systems, Computer Architecture, Digital Electronics, Embedded Systems</w:t>
+        <w:t xml:space="preserve">Web Programming &amp; Mobile Application Development, Information Systems Management, Business Process Analysis, Digital Transformation, E-Commerce, Geographic Information Systems (GIS), Introduction to </w:t>
+      </w:r>
+      <w:proofErr w:type="spellStart"/>
+      <w:r>
+        <w:rPr>
+          <w:rFonts w:cstheme="minorHAnsi"/>
+          <w:sz w:val="20"/>
+          <w:szCs w:val="20"/>
+        </w:rPr>
+        <w:t>Technopreneurship</w:t>
+      </w:r>
+      <w:proofErr w:type="spellEnd"/>
+      <w:r>
+        <w:rPr>
+          <w:rFonts w:cstheme="minorHAnsi"/>
+          <w:sz w:val="20"/>
+          <w:szCs w:val="20"/>
+        </w:rPr>
+        <w:t>, Computer and Network Security, Server System Administration, Modern Network Architecture, Introduction to IT Forensics, Operating Systems, Computer Architecture, Digital Electronics, Embedded Systems</w:t>
       </w:r>
       <w:r>
         <w:rPr>
@@ -1999,6 +2122,7 @@
         </w:rPr>
         <w:t xml:space="preserve">, </w:t>
       </w:r>
+      <w:proofErr w:type="spellStart"/>
       <w:r>
         <w:rPr>
           <w:rFonts w:cstheme="minorHAnsi"/>
@@ -2007,13 +2131,50 @@
         </w:rPr>
         <w:t>PyTorch</w:t>
       </w:r>
-      <w:r>
-        <w:rPr>
-          <w:rFonts w:cstheme="minorHAnsi"/>
-          <w:sz w:val="20"/>
-          <w:szCs w:val="20"/>
-        </w:rPr>
-        <w:t xml:space="preserve">, Hugging Face, Matplotlib, Plotly, Streamlit, </w:t>
+      <w:proofErr w:type="spellEnd"/>
+      <w:r>
+        <w:rPr>
+          <w:rFonts w:cstheme="minorHAnsi"/>
+          <w:sz w:val="20"/>
+          <w:szCs w:val="20"/>
+        </w:rPr>
+        <w:t xml:space="preserve">, Hugging Face, Matplotlib, </w:t>
+      </w:r>
+      <w:proofErr w:type="spellStart"/>
+      <w:r>
+        <w:rPr>
+          <w:rFonts w:cstheme="minorHAnsi"/>
+          <w:sz w:val="20"/>
+          <w:szCs w:val="20"/>
+        </w:rPr>
+        <w:t>Plotly</w:t>
+      </w:r>
+      <w:proofErr w:type="spellEnd"/>
+      <w:r>
+        <w:rPr>
+          <w:rFonts w:cstheme="minorHAnsi"/>
+          <w:sz w:val="20"/>
+          <w:szCs w:val="20"/>
+        </w:rPr>
+        <w:t xml:space="preserve">, </w:t>
+      </w:r>
+      <w:proofErr w:type="spellStart"/>
+      <w:r>
+        <w:rPr>
+          <w:rFonts w:cstheme="minorHAnsi"/>
+          <w:sz w:val="20"/>
+          <w:szCs w:val="20"/>
+        </w:rPr>
+        <w:t>Streamlit</w:t>
+      </w:r>
+      <w:proofErr w:type="spellEnd"/>
+      <w:r>
+        <w:rPr>
+          <w:rFonts w:cstheme="minorHAnsi"/>
+          <w:sz w:val="20"/>
+          <w:szCs w:val="20"/>
+        </w:rPr>
+        <w:t xml:space="preserve">, </w:t>
       </w:r>
       <w:r>
         <w:rPr>
@@ -2354,6 +2515,22 @@
           <w:szCs w:val="20"/>
         </w:rPr>
         <w:t xml:space="preserve"> </w:t>
+      </w:r>
+      <w:r>
+        <w:rPr>
+          <w:rFonts w:cstheme="minorHAnsi"/>
+          <w:sz w:val="20"/>
+          <w:szCs w:val="20"/>
+        </w:rPr>
+        <w:t>Continuous Improvement</w:t>
+      </w:r>
+      <w:r>
+        <w:rPr>
+          <w:rFonts w:cstheme="minorHAnsi"/>
+          <w:sz w:val="20"/>
+          <w:szCs w:val="20"/>
+        </w:rPr>
+        <w:t xml:space="preserve">, </w:t>
       </w:r>
       <w:r>
         <w:rPr>
@@ -2463,13 +2640,41 @@
           <w:szCs w:val="20"/>
         </w:rPr>
       </w:pPr>
-      <w:r>
-        <w:rPr>
-          <w:rFonts w:cstheme="minorHAnsi"/>
-          <w:sz w:val="20"/>
-          <w:szCs w:val="20"/>
-        </w:rPr>
-        <w:t>Institut Teknologi Padang</w:t>
+      <w:proofErr w:type="spellStart"/>
+      <w:r>
+        <w:rPr>
+          <w:rFonts w:cstheme="minorHAnsi"/>
+          <w:sz w:val="20"/>
+          <w:szCs w:val="20"/>
+        </w:rPr>
+        <w:t>Institut</w:t>
+      </w:r>
+      <w:proofErr w:type="spellEnd"/>
+      <w:r>
+        <w:rPr>
+          <w:rFonts w:cstheme="minorHAnsi"/>
+          <w:sz w:val="20"/>
+          <w:szCs w:val="20"/>
+        </w:rPr>
+        <w:t xml:space="preserve"> </w:t>
+      </w:r>
+      <w:proofErr w:type="spellStart"/>
+      <w:r>
+        <w:rPr>
+          <w:rFonts w:cstheme="minorHAnsi"/>
+          <w:sz w:val="20"/>
+          <w:szCs w:val="20"/>
+        </w:rPr>
+        <w:t>Teknologi</w:t>
+      </w:r>
+      <w:proofErr w:type="spellEnd"/>
+      <w:r>
+        <w:rPr>
+          <w:rFonts w:cstheme="minorHAnsi"/>
+          <w:sz w:val="20"/>
+          <w:szCs w:val="20"/>
+        </w:rPr>
+        <w:t xml:space="preserve"> Padang</w:t>
       </w:r>
     </w:p>
     <w:p>
@@ -2709,7 +2914,43 @@
           <w:sz w:val="20"/>
           <w:szCs w:val="20"/>
         </w:rPr>
-        <w:t xml:space="preserve"> Institut Teknologi Padang</w:t>
+        <w:t xml:space="preserve"> </w:t>
+      </w:r>
+      <w:proofErr w:type="spellStart"/>
+      <w:r>
+        <w:rPr>
+          <w:rFonts w:cstheme="minorHAnsi"/>
+          <w:sz w:val="20"/>
+          <w:szCs w:val="20"/>
+        </w:rPr>
+        <w:t>Institut</w:t>
+      </w:r>
+      <w:proofErr w:type="spellEnd"/>
+      <w:r>
+        <w:rPr>
+          <w:rFonts w:cstheme="minorHAnsi"/>
+          <w:sz w:val="20"/>
+          <w:szCs w:val="20"/>
+        </w:rPr>
+        <w:t xml:space="preserve"> </w:t>
+      </w:r>
+      <w:proofErr w:type="spellStart"/>
+      <w:r>
+        <w:rPr>
+          <w:rFonts w:cstheme="minorHAnsi"/>
+          <w:sz w:val="20"/>
+          <w:szCs w:val="20"/>
+        </w:rPr>
+        <w:t>Teknologi</w:t>
+      </w:r>
+      <w:proofErr w:type="spellEnd"/>
+      <w:r>
+        <w:rPr>
+          <w:rFonts w:cstheme="minorHAnsi"/>
+          <w:sz w:val="20"/>
+          <w:szCs w:val="20"/>
+        </w:rPr>
+        <w:t xml:space="preserve"> Padang</w:t>
       </w:r>
     </w:p>
     <w:p>
@@ -2787,7 +3028,25 @@
           <w:sz w:val="20"/>
           <w:szCs w:val="20"/>
         </w:rPr>
-        <w:t>JPIT, Politeknik Harapan Bersama</w:t>
+        <w:t xml:space="preserve">JPIT, </w:t>
+      </w:r>
+      <w:proofErr w:type="spellStart"/>
+      <w:r>
+        <w:rPr>
+          <w:rFonts w:cstheme="minorHAnsi"/>
+          <w:sz w:val="20"/>
+          <w:szCs w:val="20"/>
+        </w:rPr>
+        <w:t>Politeknik</w:t>
+      </w:r>
+      <w:proofErr w:type="spellEnd"/>
+      <w:r>
+        <w:rPr>
+          <w:rFonts w:cstheme="minorHAnsi"/>
+          <w:sz w:val="20"/>
+          <w:szCs w:val="20"/>
+        </w:rPr>
+        <w:t xml:space="preserve"> Harapan Bersama</w:t>
       </w:r>
     </w:p>
     <w:p>
@@ -2953,13 +3212,41 @@
         </w:rPr>
         <w:t xml:space="preserve"> – </w:t>
       </w:r>
-      <w:r>
-        <w:rPr>
-          <w:rFonts w:cstheme="minorHAnsi"/>
-          <w:sz w:val="20"/>
-          <w:szCs w:val="20"/>
-        </w:rPr>
-        <w:t>Institut Teknologi Padang</w:t>
+      <w:proofErr w:type="spellStart"/>
+      <w:r>
+        <w:rPr>
+          <w:rFonts w:cstheme="minorHAnsi"/>
+          <w:sz w:val="20"/>
+          <w:szCs w:val="20"/>
+        </w:rPr>
+        <w:t>Institut</w:t>
+      </w:r>
+      <w:proofErr w:type="spellEnd"/>
+      <w:r>
+        <w:rPr>
+          <w:rFonts w:cstheme="minorHAnsi"/>
+          <w:sz w:val="20"/>
+          <w:szCs w:val="20"/>
+        </w:rPr>
+        <w:t xml:space="preserve"> </w:t>
+      </w:r>
+      <w:proofErr w:type="spellStart"/>
+      <w:r>
+        <w:rPr>
+          <w:rFonts w:cstheme="minorHAnsi"/>
+          <w:sz w:val="20"/>
+          <w:szCs w:val="20"/>
+        </w:rPr>
+        <w:t>Teknologi</w:t>
+      </w:r>
+      <w:proofErr w:type="spellEnd"/>
+      <w:r>
+        <w:rPr>
+          <w:rFonts w:cstheme="minorHAnsi"/>
+          <w:sz w:val="20"/>
+          <w:szCs w:val="20"/>
+        </w:rPr>
+        <w:t xml:space="preserve"> Padang</w:t>
       </w:r>
     </w:p>
     <w:p>
@@ -3177,7 +3464,25 @@
           <w:sz w:val="20"/>
           <w:szCs w:val="20"/>
         </w:rPr>
-        <w:t>Certificate of Appreciation for Admin Warung Freelancer</w:t>
+        <w:t xml:space="preserve">Certificate of Appreciation for Admin </w:t>
+      </w:r>
+      <w:proofErr w:type="spellStart"/>
+      <w:r>
+        <w:rPr>
+          <w:rFonts w:cstheme="minorHAnsi"/>
+          <w:sz w:val="20"/>
+          <w:szCs w:val="20"/>
+        </w:rPr>
+        <w:t>Warung</w:t>
+      </w:r>
+      <w:proofErr w:type="spellEnd"/>
+      <w:r>
+        <w:rPr>
+          <w:rFonts w:cstheme="minorHAnsi"/>
+          <w:sz w:val="20"/>
+          <w:szCs w:val="20"/>
+        </w:rPr>
+        <w:t xml:space="preserve"> Freelancer</w:t>
       </w:r>
       <w:r>
         <w:rPr>
@@ -3300,21 +3605,85 @@
           <w:szCs w:val="20"/>
         </w:rPr>
       </w:pPr>
-      <w:r>
-        <w:rPr>
-          <w:rFonts w:cstheme="minorHAnsi"/>
-          <w:sz w:val="20"/>
-          <w:szCs w:val="20"/>
-        </w:rPr>
-        <w:t>Belajar P</w:t>
-      </w:r>
-      <w:r>
-        <w:rPr>
-          <w:rFonts w:cstheme="minorHAnsi"/>
-          <w:sz w:val="20"/>
-          <w:szCs w:val="20"/>
-        </w:rPr>
-        <w:t>enerapan Data Science dengan Microsoft Fabric – Dicoding Indonesia</w:t>
+      <w:proofErr w:type="spellStart"/>
+      <w:r>
+        <w:rPr>
+          <w:rFonts w:cstheme="minorHAnsi"/>
+          <w:sz w:val="20"/>
+          <w:szCs w:val="20"/>
+        </w:rPr>
+        <w:t>Belajar</w:t>
+      </w:r>
+      <w:proofErr w:type="spellEnd"/>
+      <w:r>
+        <w:rPr>
+          <w:rFonts w:cstheme="minorHAnsi"/>
+          <w:sz w:val="20"/>
+          <w:szCs w:val="20"/>
+        </w:rPr>
+        <w:t xml:space="preserve"> </w:t>
+      </w:r>
+      <w:proofErr w:type="spellStart"/>
+      <w:r>
+        <w:rPr>
+          <w:rFonts w:cstheme="minorHAnsi"/>
+          <w:sz w:val="20"/>
+          <w:szCs w:val="20"/>
+        </w:rPr>
+        <w:t>P</w:t>
+      </w:r>
+      <w:r>
+        <w:rPr>
+          <w:rFonts w:cstheme="minorHAnsi"/>
+          <w:sz w:val="20"/>
+          <w:szCs w:val="20"/>
+        </w:rPr>
+        <w:t>enerapan</w:t>
+      </w:r>
+      <w:proofErr w:type="spellEnd"/>
+      <w:r>
+        <w:rPr>
+          <w:rFonts w:cstheme="minorHAnsi"/>
+          <w:sz w:val="20"/>
+          <w:szCs w:val="20"/>
+        </w:rPr>
+        <w:t xml:space="preserve"> Data Science </w:t>
+      </w:r>
+      <w:proofErr w:type="spellStart"/>
+      <w:r>
+        <w:rPr>
+          <w:rFonts w:cstheme="minorHAnsi"/>
+          <w:sz w:val="20"/>
+          <w:szCs w:val="20"/>
+        </w:rPr>
+        <w:t>dengan</w:t>
+      </w:r>
+      <w:proofErr w:type="spellEnd"/>
+      <w:r>
+        <w:rPr>
+          <w:rFonts w:cstheme="minorHAnsi"/>
+          <w:sz w:val="20"/>
+          <w:szCs w:val="20"/>
+        </w:rPr>
+        <w:t xml:space="preserve"> Microsoft Fabric – </w:t>
+      </w:r>
+      <w:proofErr w:type="spellStart"/>
+      <w:r>
+        <w:rPr>
+          <w:rFonts w:cstheme="minorHAnsi"/>
+          <w:sz w:val="20"/>
+          <w:szCs w:val="20"/>
+        </w:rPr>
+        <w:t>Dicoding</w:t>
+      </w:r>
+      <w:proofErr w:type="spellEnd"/>
+      <w:r>
+        <w:rPr>
+          <w:rFonts w:cstheme="minorHAnsi"/>
+          <w:sz w:val="20"/>
+          <w:szCs w:val="20"/>
+        </w:rPr>
+        <w:t xml:space="preserve"> Indonesia</w:t>
       </w:r>
     </w:p>
     <w:p>
@@ -3362,13 +3731,41 @@
           <w:szCs w:val="20"/>
         </w:rPr>
       </w:pPr>
-      <w:r>
-        <w:rPr>
-          <w:rFonts w:cstheme="minorHAnsi"/>
-          <w:sz w:val="20"/>
-          <w:szCs w:val="20"/>
-        </w:rPr>
-        <w:t>Belajar Dasar AI – Dicoding Indonesia</w:t>
+      <w:proofErr w:type="spellStart"/>
+      <w:r>
+        <w:rPr>
+          <w:rFonts w:cstheme="minorHAnsi"/>
+          <w:sz w:val="20"/>
+          <w:szCs w:val="20"/>
+        </w:rPr>
+        <w:t>Belajar</w:t>
+      </w:r>
+      <w:proofErr w:type="spellEnd"/>
+      <w:r>
+        <w:rPr>
+          <w:rFonts w:cstheme="minorHAnsi"/>
+          <w:sz w:val="20"/>
+          <w:szCs w:val="20"/>
+        </w:rPr>
+        <w:t xml:space="preserve"> Dasar AI – </w:t>
+      </w:r>
+      <w:proofErr w:type="spellStart"/>
+      <w:r>
+        <w:rPr>
+          <w:rFonts w:cstheme="minorHAnsi"/>
+          <w:sz w:val="20"/>
+          <w:szCs w:val="20"/>
+        </w:rPr>
+        <w:t>Dicoding</w:t>
+      </w:r>
+      <w:proofErr w:type="spellEnd"/>
+      <w:r>
+        <w:rPr>
+          <w:rFonts w:cstheme="minorHAnsi"/>
+          <w:sz w:val="20"/>
+          <w:szCs w:val="20"/>
+        </w:rPr>
+        <w:t xml:space="preserve"> Indonesia</w:t>
       </w:r>
     </w:p>
     <w:p>
@@ -3428,13 +3825,41 @@
           <w:szCs w:val="20"/>
         </w:rPr>
       </w:pPr>
-      <w:r>
-        <w:rPr>
-          <w:rFonts w:cstheme="minorHAnsi"/>
-          <w:sz w:val="20"/>
-          <w:szCs w:val="20"/>
-        </w:rPr>
-        <w:t>Kecerdasan Artifisial – Digital Talent Scholarship</w:t>
+      <w:proofErr w:type="spellStart"/>
+      <w:r>
+        <w:rPr>
+          <w:rFonts w:cstheme="minorHAnsi"/>
+          <w:sz w:val="20"/>
+          <w:szCs w:val="20"/>
+        </w:rPr>
+        <w:t>Kecerdasan</w:t>
+      </w:r>
+      <w:proofErr w:type="spellEnd"/>
+      <w:r>
+        <w:rPr>
+          <w:rFonts w:cstheme="minorHAnsi"/>
+          <w:sz w:val="20"/>
+          <w:szCs w:val="20"/>
+        </w:rPr>
+        <w:t xml:space="preserve"> </w:t>
+      </w:r>
+      <w:proofErr w:type="spellStart"/>
+      <w:r>
+        <w:rPr>
+          <w:rFonts w:cstheme="minorHAnsi"/>
+          <w:sz w:val="20"/>
+          <w:szCs w:val="20"/>
+        </w:rPr>
+        <w:t>Artifisial</w:t>
+      </w:r>
+      <w:proofErr w:type="spellEnd"/>
+      <w:r>
+        <w:rPr>
+          <w:rFonts w:cstheme="minorHAnsi"/>
+          <w:sz w:val="20"/>
+          <w:szCs w:val="20"/>
+        </w:rPr>
+        <w:t xml:space="preserve"> – Digital Talent Scholarship</w:t>
       </w:r>
     </w:p>
     <w:p>
@@ -3598,6 +4023,7 @@
         </w:rPr>
         <w:t xml:space="preserve"> </w:t>
       </w:r>
+      <w:proofErr w:type="spellStart"/>
       <w:r>
         <w:rPr>
           <w:rFonts w:cstheme="minorHAnsi"/>
@@ -3606,6 +4032,7 @@
         </w:rPr>
         <w:t>CertNexus</w:t>
       </w:r>
+      <w:proofErr w:type="spellEnd"/>
     </w:p>
     <w:p>
       <w:pPr>
@@ -3742,8 +4169,18 @@
           <w:sz w:val="20"/>
           <w:szCs w:val="20"/>
         </w:rPr>
-        <w:t>Data Science for Business Professional (DSBIZ) – CertNexus</w:t>
-      </w:r>
+        <w:t xml:space="preserve">Data Science for Business Professional (DSBIZ) – </w:t>
+      </w:r>
+      <w:proofErr w:type="spellStart"/>
+      <w:r>
+        <w:rPr>
+          <w:rFonts w:cstheme="minorHAnsi"/>
+          <w:sz w:val="20"/>
+          <w:szCs w:val="20"/>
+        </w:rPr>
+        <w:t>CertNexus</w:t>
+      </w:r>
+      <w:proofErr w:type="spellEnd"/>
     </w:p>
     <w:p>
       <w:pPr>
@@ -3805,14 +4242,88 @@
           <w:szCs w:val="20"/>
         </w:rPr>
       </w:pPr>
-      <w:r>
-        <w:rPr>
-          <w:rFonts w:cstheme="minorHAnsi"/>
-          <w:sz w:val="20"/>
-          <w:szCs w:val="20"/>
-        </w:rPr>
-        <w:t>Kuasai Cara Berbicara Depan Umum dengan Teknik NLP – Skill Academy by Ruangguru</w:t>
-      </w:r>
+      <w:proofErr w:type="spellStart"/>
+      <w:r>
+        <w:rPr>
+          <w:rFonts w:cstheme="minorHAnsi"/>
+          <w:sz w:val="20"/>
+          <w:szCs w:val="20"/>
+        </w:rPr>
+        <w:t>Kuasai</w:t>
+      </w:r>
+      <w:proofErr w:type="spellEnd"/>
+      <w:r>
+        <w:rPr>
+          <w:rFonts w:cstheme="minorHAnsi"/>
+          <w:sz w:val="20"/>
+          <w:szCs w:val="20"/>
+        </w:rPr>
+        <w:t xml:space="preserve"> Cara </w:t>
+      </w:r>
+      <w:proofErr w:type="spellStart"/>
+      <w:r>
+        <w:rPr>
+          <w:rFonts w:cstheme="minorHAnsi"/>
+          <w:sz w:val="20"/>
+          <w:szCs w:val="20"/>
+        </w:rPr>
+        <w:t>Berbicara</w:t>
+      </w:r>
+      <w:proofErr w:type="spellEnd"/>
+      <w:r>
+        <w:rPr>
+          <w:rFonts w:cstheme="minorHAnsi"/>
+          <w:sz w:val="20"/>
+          <w:szCs w:val="20"/>
+        </w:rPr>
+        <w:t xml:space="preserve"> </w:t>
+      </w:r>
+      <w:proofErr w:type="spellStart"/>
+      <w:r>
+        <w:rPr>
+          <w:rFonts w:cstheme="minorHAnsi"/>
+          <w:sz w:val="20"/>
+          <w:szCs w:val="20"/>
+        </w:rPr>
+        <w:t>Depan</w:t>
+      </w:r>
+      <w:proofErr w:type="spellEnd"/>
+      <w:r>
+        <w:rPr>
+          <w:rFonts w:cstheme="minorHAnsi"/>
+          <w:sz w:val="20"/>
+          <w:szCs w:val="20"/>
+        </w:rPr>
+        <w:t xml:space="preserve"> Umum </w:t>
+      </w:r>
+      <w:proofErr w:type="spellStart"/>
+      <w:r>
+        <w:rPr>
+          <w:rFonts w:cstheme="minorHAnsi"/>
+          <w:sz w:val="20"/>
+          <w:szCs w:val="20"/>
+        </w:rPr>
+        <w:t>dengan</w:t>
+      </w:r>
+      <w:proofErr w:type="spellEnd"/>
+      <w:r>
+        <w:rPr>
+          <w:rFonts w:cstheme="minorHAnsi"/>
+          <w:sz w:val="20"/>
+          <w:szCs w:val="20"/>
+        </w:rPr>
+        <w:t xml:space="preserve"> Teknik NLP – Skill Academy by </w:t>
+      </w:r>
+      <w:proofErr w:type="spellStart"/>
+      <w:r>
+        <w:rPr>
+          <w:rFonts w:cstheme="minorHAnsi"/>
+          <w:sz w:val="20"/>
+          <w:szCs w:val="20"/>
+        </w:rPr>
+        <w:t>Ruangguru</w:t>
+      </w:r>
+      <w:proofErr w:type="spellEnd"/>
     </w:p>
     <w:p>
       <w:pPr>

--- a/assets/cv/CV Puteri Azli.docx
+++ b/assets/cv/CV Puteri Azli.docx
@@ -44,7 +44,7 @@
             <w:szCs w:val="20"/>
             <w:u w:val="none"/>
           </w:rPr>
-          <w:t>puteriazli.it@gmail.com</w:t>
+          <w:t>+6285709835136</w:t>
         </w:r>
       </w:hyperlink>
       <w:r>
@@ -54,14 +54,6 @@
           <w:szCs w:val="20"/>
         </w:rPr>
         <w:t xml:space="preserve"> | </w:t>
-      </w:r>
-      <w:r>
-        <w:rPr>
-          <w:rFonts w:cstheme="minorHAnsi"/>
-          <w:sz w:val="20"/>
-          <w:szCs w:val="20"/>
-        </w:rPr>
-        <w:t xml:space="preserve"> </w:t>
       </w:r>
       <w:hyperlink r:id="rId6" w:history="1">
         <w:r>
@@ -73,7 +65,7 @@
             <w:szCs w:val="20"/>
             <w:u w:val="none"/>
           </w:rPr>
-          <w:t>+6285709835136</w:t>
+          <w:t>puteriazli.it@gmail.com</w:t>
         </w:r>
       </w:hyperlink>
       <w:r>
@@ -157,6 +149,14 @@
         </w:rPr>
         <w:t>, Jambi</w:t>
       </w:r>
+      <w:r>
+        <w:rPr>
+          <w:rFonts w:cstheme="minorHAnsi"/>
+          <w:sz w:val="20"/>
+          <w:szCs w:val="20"/>
+        </w:rPr>
+        <w:t>, 37481</w:t>
+      </w:r>
     </w:p>
     <w:p>
       <w:pPr>
@@ -256,6 +256,22 @@
           <w:bCs/>
         </w:rPr>
       </w:pPr>
+      <w:r>
+        <w:rPr>
+          <w:rFonts w:cstheme="minorHAnsi"/>
+          <w:b/>
+          <w:bCs/>
+        </w:rPr>
+        <w:t>PROFESSIONAL</w:t>
+      </w:r>
+      <w:r>
+        <w:rPr>
+          <w:rFonts w:cstheme="minorHAnsi"/>
+          <w:b/>
+          <w:bCs/>
+        </w:rPr>
+        <w:t xml:space="preserve"> </w:t>
+      </w:r>
       <w:r>
         <w:rPr>
           <w:rFonts w:cstheme="minorHAnsi"/>
@@ -380,7 +396,23 @@
           <w:sz w:val="20"/>
           <w:szCs w:val="20"/>
         </w:rPr>
-        <w:t>Padang West Sumatera</w:t>
+        <w:t>Padang</w:t>
+      </w:r>
+      <w:r>
+        <w:rPr>
+          <w:rFonts w:cstheme="minorHAnsi"/>
+          <w:sz w:val="20"/>
+          <w:szCs w:val="20"/>
+        </w:rPr>
+        <w:t>,</w:t>
+      </w:r>
+      <w:r>
+        <w:rPr>
+          <w:rFonts w:cstheme="minorHAnsi"/>
+          <w:sz w:val="20"/>
+          <w:szCs w:val="20"/>
+        </w:rPr>
+        <w:t xml:space="preserve"> West Sumatera</w:t>
       </w:r>
     </w:p>
     <w:p>
@@ -443,7 +475,23 @@
           <w:sz w:val="20"/>
           <w:szCs w:val="20"/>
         </w:rPr>
-        <w:t>Applied data pipelines and AI/ML workflow, including model training, evaluation, optimization, and benchmark 5 algorithms using 4,100 images, including 100 collected from tomato farms in Jambi Province.</w:t>
+        <w:t>Applied data pipelines and AI/ML workflow, including model training, evaluation, optimization</w:t>
+      </w:r>
+      <w:r>
+        <w:rPr>
+          <w:rFonts w:cstheme="minorHAnsi"/>
+          <w:sz w:val="20"/>
+          <w:szCs w:val="20"/>
+        </w:rPr>
+        <w:t xml:space="preserve"> using hyperparameter tuning</w:t>
+      </w:r>
+      <w:r>
+        <w:rPr>
+          <w:rFonts w:cstheme="minorHAnsi"/>
+          <w:sz w:val="20"/>
+          <w:szCs w:val="20"/>
+        </w:rPr>
+        <w:t>, and benchmark 5 algorithms using 4,100 images, including 100 collected from tomato farms in Jambi Province.</w:t>
       </w:r>
     </w:p>
     <w:p>
@@ -1248,7 +1296,15 @@
           <w:sz w:val="20"/>
           <w:szCs w:val="20"/>
         </w:rPr>
-        <w:t>October 2021 – September 2025</w:t>
+        <w:t>September</w:t>
+      </w:r>
+      <w:r>
+        <w:rPr>
+          <w:rFonts w:cstheme="minorHAnsi"/>
+          <w:sz w:val="20"/>
+          <w:szCs w:val="20"/>
+        </w:rPr>
+        <w:t xml:space="preserve"> 2021 – September 2025</w:t>
       </w:r>
     </w:p>
     <w:p>
@@ -1302,7 +1358,23 @@
           <w:sz w:val="20"/>
           <w:szCs w:val="20"/>
         </w:rPr>
-        <w:t>GPA: 3.57/4.00 (148/144 Credits)</w:t>
+        <w:t>GPA: 3.57/4.00 (148/144 Credits</w:t>
+      </w:r>
+      <w:r>
+        <w:rPr>
+          <w:rFonts w:cstheme="minorHAnsi"/>
+          <w:sz w:val="20"/>
+          <w:szCs w:val="20"/>
+        </w:rPr>
+        <w:t>, Cum Laude</w:t>
+      </w:r>
+      <w:r>
+        <w:rPr>
+          <w:rFonts w:cstheme="minorHAnsi"/>
+          <w:sz w:val="20"/>
+          <w:szCs w:val="20"/>
+        </w:rPr>
+        <w:t>)</w:t>
       </w:r>
     </w:p>
     <w:p>
@@ -2000,15 +2072,15 @@
           <w:sz w:val="20"/>
           <w:szCs w:val="20"/>
         </w:rPr>
-        <w:t>Python, Flask,</w:t>
-      </w:r>
-      <w:r>
-        <w:rPr>
-          <w:rFonts w:cstheme="minorHAnsi"/>
-          <w:sz w:val="20"/>
-          <w:szCs w:val="20"/>
-        </w:rPr>
-        <w:t xml:space="preserve"> S</w:t>
+        <w:t xml:space="preserve">Python, </w:t>
+      </w:r>
+      <w:r>
+        <w:rPr>
+          <w:rFonts w:cstheme="minorHAnsi"/>
+          <w:sz w:val="20"/>
+          <w:szCs w:val="20"/>
+        </w:rPr>
+        <w:t>S</w:t>
       </w:r>
       <w:r>
         <w:rPr>
@@ -2174,7 +2246,31 @@
           <w:sz w:val="20"/>
           <w:szCs w:val="20"/>
         </w:rPr>
-        <w:t xml:space="preserve">, </w:t>
+        <w:t>,</w:t>
+      </w:r>
+      <w:r>
+        <w:rPr>
+          <w:rFonts w:cstheme="minorHAnsi"/>
+          <w:sz w:val="20"/>
+          <w:szCs w:val="20"/>
+        </w:rPr>
+        <w:t xml:space="preserve"> </w:t>
+      </w:r>
+      <w:r>
+        <w:rPr>
+          <w:rFonts w:cstheme="minorHAnsi"/>
+          <w:sz w:val="20"/>
+          <w:szCs w:val="20"/>
+        </w:rPr>
+        <w:t>Flask,</w:t>
+      </w:r>
+      <w:r>
+        <w:rPr>
+          <w:rFonts w:cstheme="minorHAnsi"/>
+          <w:sz w:val="20"/>
+          <w:szCs w:val="20"/>
+        </w:rPr>
+        <w:t xml:space="preserve"> </w:t>
       </w:r>
       <w:r>
         <w:rPr>
@@ -2466,7 +2562,63 @@
           <w:sz w:val="20"/>
           <w:szCs w:val="20"/>
         </w:rPr>
-        <w:t xml:space="preserve">, </w:t>
+        <w:t>,</w:t>
+      </w:r>
+      <w:r>
+        <w:rPr>
+          <w:rFonts w:cstheme="minorHAnsi"/>
+          <w:sz w:val="20"/>
+          <w:szCs w:val="20"/>
+        </w:rPr>
+        <w:t xml:space="preserve"> </w:t>
+      </w:r>
+      <w:r>
+        <w:rPr>
+          <w:rFonts w:cstheme="minorHAnsi"/>
+          <w:sz w:val="20"/>
+          <w:szCs w:val="20"/>
+        </w:rPr>
+        <w:t>Continuous Improvement</w:t>
+      </w:r>
+      <w:r>
+        <w:rPr>
+          <w:rFonts w:cstheme="minorHAnsi"/>
+          <w:sz w:val="20"/>
+          <w:szCs w:val="20"/>
+        </w:rPr>
+        <w:t>,</w:t>
+      </w:r>
+      <w:r>
+        <w:rPr>
+          <w:rFonts w:cstheme="minorHAnsi"/>
+          <w:sz w:val="20"/>
+          <w:szCs w:val="20"/>
+        </w:rPr>
+        <w:t xml:space="preserve"> </w:t>
+      </w:r>
+      <w:r>
+        <w:rPr>
+          <w:rFonts w:cstheme="minorHAnsi"/>
+          <w:sz w:val="20"/>
+          <w:szCs w:val="20"/>
+        </w:rPr>
+        <w:t>Adaptability</w:t>
+      </w:r>
+      <w:r>
+        <w:rPr>
+          <w:rFonts w:cstheme="minorHAnsi"/>
+          <w:sz w:val="20"/>
+          <w:szCs w:val="20"/>
+        </w:rPr>
+        <w:t>,</w:t>
+      </w:r>
+      <w:r>
+        <w:rPr>
+          <w:rFonts w:cstheme="minorHAnsi"/>
+          <w:sz w:val="20"/>
+          <w:szCs w:val="20"/>
+        </w:rPr>
+        <w:t xml:space="preserve"> </w:t>
       </w:r>
       <w:r>
         <w:rPr>
@@ -2515,38 +2667,6 @@
           <w:szCs w:val="20"/>
         </w:rPr>
         <w:t xml:space="preserve"> </w:t>
-      </w:r>
-      <w:r>
-        <w:rPr>
-          <w:rFonts w:cstheme="minorHAnsi"/>
-          <w:sz w:val="20"/>
-          <w:szCs w:val="20"/>
-        </w:rPr>
-        <w:t>Continuous Improvement</w:t>
-      </w:r>
-      <w:r>
-        <w:rPr>
-          <w:rFonts w:cstheme="minorHAnsi"/>
-          <w:sz w:val="20"/>
-          <w:szCs w:val="20"/>
-        </w:rPr>
-        <w:t xml:space="preserve">, </w:t>
-      </w:r>
-      <w:r>
-        <w:rPr>
-          <w:rFonts w:cstheme="minorHAnsi"/>
-          <w:sz w:val="20"/>
-          <w:szCs w:val="20"/>
-        </w:rPr>
-        <w:t>Adaptability</w:t>
-      </w:r>
-      <w:r>
-        <w:rPr>
-          <w:rFonts w:cstheme="minorHAnsi"/>
-          <w:sz w:val="20"/>
-          <w:szCs w:val="20"/>
-        </w:rPr>
-        <w:t xml:space="preserve">, </w:t>
       </w:r>
       <w:r>
         <w:rPr>
@@ -2970,6 +3090,427 @@
           <w:szCs w:val="20"/>
         </w:rPr>
         <w:t>November 2025</w:t>
+      </w:r>
+    </w:p>
+    <w:p>
+      <w:pPr>
+        <w:spacing w:after="0" w:line="276" w:lineRule="auto"/>
+        <w:rPr>
+          <w:rFonts w:cstheme="minorHAnsi"/>
+          <w:sz w:val="20"/>
+          <w:szCs w:val="20"/>
+        </w:rPr>
+        <w:sectPr>
+          <w:type w:val="continuous"/>
+          <w:pgSz w:w="11906" w:h="16838" w:code="9"/>
+          <w:pgMar w:top="851" w:right="851" w:bottom="851" w:left="851" w:header="720" w:footer="720" w:gutter="0"/>
+          <w:cols w:num="2" w:space="0" w:equalWidth="0">
+            <w:col w:w="8505" w:space="0"/>
+            <w:col w:w="1699"/>
+          </w:cols>
+          <w:docGrid w:linePitch="360"/>
+        </w:sectPr>
+      </w:pPr>
+    </w:p>
+    <w:p>
+      <w:pPr>
+        <w:pStyle w:val="DaftarParagraf"/>
+        <w:numPr>
+          <w:ilvl w:val="0"/>
+          <w:numId w:val="3"/>
+        </w:numPr>
+        <w:spacing w:after="0" w:line="276" w:lineRule="auto"/>
+        <w:rPr>
+          <w:rFonts w:cstheme="minorHAnsi"/>
+          <w:sz w:val="20"/>
+          <w:szCs w:val="20"/>
+        </w:rPr>
+      </w:pPr>
+      <w:r>
+        <w:rPr>
+          <w:rFonts w:cstheme="minorHAnsi"/>
+          <w:sz w:val="20"/>
+          <w:szCs w:val="20"/>
+        </w:rPr>
+        <w:t>First Author of a SINTA 3-Indexed Journal Publication</w:t>
+      </w:r>
+      <w:r>
+        <w:rPr>
+          <w:rFonts w:cstheme="minorHAnsi"/>
+          <w:sz w:val="20"/>
+          <w:szCs w:val="20"/>
+        </w:rPr>
+        <w:t xml:space="preserve"> – </w:t>
+      </w:r>
+      <w:r>
+        <w:rPr>
+          <w:rFonts w:cstheme="minorHAnsi"/>
+          <w:sz w:val="20"/>
+          <w:szCs w:val="20"/>
+        </w:rPr>
+        <w:t xml:space="preserve">JPIT, </w:t>
+      </w:r>
+      <w:proofErr w:type="spellStart"/>
+      <w:r>
+        <w:rPr>
+          <w:rFonts w:cstheme="minorHAnsi"/>
+          <w:sz w:val="20"/>
+          <w:szCs w:val="20"/>
+        </w:rPr>
+        <w:t>Politeknik</w:t>
+      </w:r>
+      <w:proofErr w:type="spellEnd"/>
+      <w:r>
+        <w:rPr>
+          <w:rFonts w:cstheme="minorHAnsi"/>
+          <w:sz w:val="20"/>
+          <w:szCs w:val="20"/>
+        </w:rPr>
+        <w:t xml:space="preserve"> Harapan Bersama</w:t>
+      </w:r>
+    </w:p>
+    <w:p>
+      <w:pPr>
+        <w:spacing w:after="0" w:line="276" w:lineRule="auto"/>
+        <w:jc w:val="right"/>
+        <w:rPr>
+          <w:rFonts w:cstheme="minorHAnsi"/>
+          <w:sz w:val="20"/>
+          <w:szCs w:val="20"/>
+        </w:rPr>
+      </w:pPr>
+      <w:r>
+        <w:rPr>
+          <w:rFonts w:cstheme="minorHAnsi"/>
+          <w:sz w:val="20"/>
+          <w:szCs w:val="20"/>
+        </w:rPr>
+        <w:t>October 2025</w:t>
+      </w:r>
+    </w:p>
+    <w:p>
+      <w:pPr>
+        <w:spacing w:after="0" w:line="276" w:lineRule="auto"/>
+        <w:rPr>
+          <w:rFonts w:cstheme="minorHAnsi"/>
+          <w:sz w:val="20"/>
+          <w:szCs w:val="20"/>
+        </w:rPr>
+        <w:sectPr>
+          <w:type w:val="continuous"/>
+          <w:pgSz w:w="11906" w:h="16838" w:code="9"/>
+          <w:pgMar w:top="851" w:right="851" w:bottom="851" w:left="851" w:header="720" w:footer="720" w:gutter="0"/>
+          <w:cols w:num="2" w:space="0" w:equalWidth="0">
+            <w:col w:w="8505" w:space="0"/>
+            <w:col w:w="1699"/>
+          </w:cols>
+          <w:docGrid w:linePitch="360"/>
+        </w:sectPr>
+      </w:pPr>
+    </w:p>
+    <w:p>
+      <w:pPr>
+        <w:pStyle w:val="DaftarParagraf"/>
+        <w:numPr>
+          <w:ilvl w:val="0"/>
+          <w:numId w:val="3"/>
+        </w:numPr>
+        <w:spacing w:after="0" w:line="276" w:lineRule="auto"/>
+        <w:rPr>
+          <w:rFonts w:cstheme="minorHAnsi"/>
+          <w:sz w:val="20"/>
+          <w:szCs w:val="20"/>
+        </w:rPr>
+      </w:pPr>
+      <w:r>
+        <w:rPr>
+          <w:rFonts w:cstheme="minorHAnsi"/>
+          <w:sz w:val="20"/>
+          <w:szCs w:val="20"/>
+        </w:rPr>
+        <w:t>Registered Copyright</w:t>
+      </w:r>
+      <w:r>
+        <w:rPr>
+          <w:rFonts w:cstheme="minorHAnsi"/>
+          <w:sz w:val="20"/>
+          <w:szCs w:val="20"/>
+        </w:rPr>
+        <w:t xml:space="preserve"> (HKI)</w:t>
+      </w:r>
+      <w:r>
+        <w:rPr>
+          <w:rFonts w:cstheme="minorHAnsi"/>
+          <w:sz w:val="20"/>
+          <w:szCs w:val="20"/>
+        </w:rPr>
+        <w:t xml:space="preserve"> Holder for an AI-Based Web Application</w:t>
+      </w:r>
+      <w:r>
+        <w:rPr>
+          <w:rFonts w:cstheme="minorHAnsi"/>
+          <w:sz w:val="20"/>
+          <w:szCs w:val="20"/>
+        </w:rPr>
+        <w:t xml:space="preserve"> – </w:t>
+      </w:r>
+      <w:r>
+        <w:rPr>
+          <w:rFonts w:cstheme="minorHAnsi"/>
+          <w:sz w:val="20"/>
+          <w:szCs w:val="20"/>
+        </w:rPr>
+        <w:t>DJKI</w:t>
+      </w:r>
+    </w:p>
+    <w:p>
+      <w:pPr>
+        <w:spacing w:after="0" w:line="276" w:lineRule="auto"/>
+        <w:jc w:val="right"/>
+        <w:rPr>
+          <w:rFonts w:cstheme="minorHAnsi"/>
+          <w:sz w:val="20"/>
+          <w:szCs w:val="20"/>
+        </w:rPr>
+      </w:pPr>
+      <w:r>
+        <w:rPr>
+          <w:rFonts w:cstheme="minorHAnsi"/>
+          <w:sz w:val="20"/>
+          <w:szCs w:val="20"/>
+        </w:rPr>
+        <w:t>September 2025</w:t>
+      </w:r>
+    </w:p>
+    <w:p>
+      <w:pPr>
+        <w:pStyle w:val="DaftarParagraf"/>
+        <w:numPr>
+          <w:ilvl w:val="0"/>
+          <w:numId w:val="3"/>
+        </w:numPr>
+        <w:spacing w:after="0" w:line="276" w:lineRule="auto"/>
+        <w:rPr>
+          <w:rFonts w:cstheme="minorHAnsi"/>
+          <w:sz w:val="20"/>
+          <w:szCs w:val="20"/>
+        </w:rPr>
+        <w:sectPr>
+          <w:type w:val="continuous"/>
+          <w:pgSz w:w="11906" w:h="16838" w:code="9"/>
+          <w:pgMar w:top="851" w:right="851" w:bottom="851" w:left="851" w:header="720" w:footer="720" w:gutter="0"/>
+          <w:cols w:num="2" w:space="0" w:equalWidth="0">
+            <w:col w:w="8505" w:space="0"/>
+            <w:col w:w="1699"/>
+          </w:cols>
+          <w:docGrid w:linePitch="360"/>
+        </w:sectPr>
+      </w:pPr>
+    </w:p>
+    <w:p>
+      <w:pPr>
+        <w:pStyle w:val="DaftarParagraf"/>
+        <w:numPr>
+          <w:ilvl w:val="0"/>
+          <w:numId w:val="3"/>
+        </w:numPr>
+        <w:spacing w:after="0" w:line="276" w:lineRule="auto"/>
+        <w:rPr>
+          <w:rFonts w:cstheme="minorHAnsi"/>
+          <w:sz w:val="20"/>
+          <w:szCs w:val="20"/>
+        </w:rPr>
+      </w:pPr>
+      <w:r>
+        <w:rPr>
+          <w:rFonts w:cstheme="minorHAnsi"/>
+          <w:sz w:val="20"/>
+          <w:szCs w:val="20"/>
+        </w:rPr>
+        <w:t>Completed 148 Credits (144 Required for Graduation)</w:t>
+      </w:r>
+      <w:r>
+        <w:rPr>
+          <w:rFonts w:cstheme="minorHAnsi"/>
+          <w:sz w:val="20"/>
+          <w:szCs w:val="20"/>
+        </w:rPr>
+        <w:t xml:space="preserve"> </w:t>
+      </w:r>
+      <w:r>
+        <w:rPr>
+          <w:rFonts w:cstheme="minorHAnsi"/>
+          <w:sz w:val="20"/>
+          <w:szCs w:val="20"/>
+        </w:rPr>
+        <w:t xml:space="preserve">– </w:t>
+      </w:r>
+      <w:proofErr w:type="spellStart"/>
+      <w:r>
+        <w:rPr>
+          <w:rFonts w:cstheme="minorHAnsi"/>
+          <w:sz w:val="20"/>
+          <w:szCs w:val="20"/>
+        </w:rPr>
+        <w:t>Institut</w:t>
+      </w:r>
+      <w:proofErr w:type="spellEnd"/>
+      <w:r>
+        <w:rPr>
+          <w:rFonts w:cstheme="minorHAnsi"/>
+          <w:sz w:val="20"/>
+          <w:szCs w:val="20"/>
+        </w:rPr>
+        <w:t xml:space="preserve"> </w:t>
+      </w:r>
+      <w:proofErr w:type="spellStart"/>
+      <w:r>
+        <w:rPr>
+          <w:rFonts w:cstheme="minorHAnsi"/>
+          <w:sz w:val="20"/>
+          <w:szCs w:val="20"/>
+        </w:rPr>
+        <w:t>Teknologi</w:t>
+      </w:r>
+      <w:proofErr w:type="spellEnd"/>
+      <w:r>
+        <w:rPr>
+          <w:rFonts w:cstheme="minorHAnsi"/>
+          <w:sz w:val="20"/>
+          <w:szCs w:val="20"/>
+        </w:rPr>
+        <w:t xml:space="preserve"> Padang</w:t>
+      </w:r>
+    </w:p>
+    <w:p>
+      <w:pPr>
+        <w:spacing w:after="0" w:line="276" w:lineRule="auto"/>
+        <w:jc w:val="right"/>
+        <w:rPr>
+          <w:rFonts w:cstheme="minorHAnsi"/>
+          <w:sz w:val="20"/>
+          <w:szCs w:val="20"/>
+        </w:rPr>
+        <w:sectPr>
+          <w:type w:val="continuous"/>
+          <w:pgSz w:w="11906" w:h="16838" w:code="9"/>
+          <w:pgMar w:top="851" w:right="851" w:bottom="851" w:left="851" w:header="720" w:footer="720" w:gutter="0"/>
+          <w:cols w:num="2" w:space="0" w:equalWidth="0">
+            <w:col w:w="8505" w:space="0"/>
+            <w:col w:w="1699"/>
+          </w:cols>
+          <w:docGrid w:linePitch="360"/>
+        </w:sectPr>
+      </w:pPr>
+      <w:r>
+        <w:rPr>
+          <w:rFonts w:cstheme="minorHAnsi"/>
+          <w:sz w:val="20"/>
+          <w:szCs w:val="20"/>
+        </w:rPr>
+        <w:t>September 2025</w:t>
+      </w:r>
+    </w:p>
+    <w:p>
+      <w:pPr>
+        <w:pStyle w:val="DaftarParagraf"/>
+        <w:numPr>
+          <w:ilvl w:val="0"/>
+          <w:numId w:val="3"/>
+        </w:numPr>
+        <w:spacing w:after="0" w:line="276" w:lineRule="auto"/>
+        <w:rPr>
+          <w:rFonts w:cstheme="minorHAnsi"/>
+          <w:sz w:val="20"/>
+          <w:szCs w:val="20"/>
+        </w:rPr>
+      </w:pPr>
+      <w:r>
+        <w:rPr>
+          <w:rFonts w:cstheme="minorHAnsi"/>
+          <w:sz w:val="20"/>
+          <w:szCs w:val="20"/>
+        </w:rPr>
+        <w:t>Research Team Member in an Institutional Research Grant</w:t>
+      </w:r>
+      <w:r>
+        <w:rPr>
+          <w:rFonts w:cstheme="minorHAnsi"/>
+          <w:sz w:val="20"/>
+          <w:szCs w:val="20"/>
+        </w:rPr>
+        <w:t xml:space="preserve"> – </w:t>
+      </w:r>
+      <w:proofErr w:type="spellStart"/>
+      <w:r>
+        <w:rPr>
+          <w:rFonts w:cstheme="minorHAnsi"/>
+          <w:sz w:val="20"/>
+          <w:szCs w:val="20"/>
+        </w:rPr>
+        <w:t>Institut</w:t>
+      </w:r>
+      <w:proofErr w:type="spellEnd"/>
+      <w:r>
+        <w:rPr>
+          <w:rFonts w:cstheme="minorHAnsi"/>
+          <w:sz w:val="20"/>
+          <w:szCs w:val="20"/>
+        </w:rPr>
+        <w:t xml:space="preserve"> </w:t>
+      </w:r>
+      <w:proofErr w:type="spellStart"/>
+      <w:r>
+        <w:rPr>
+          <w:rFonts w:cstheme="minorHAnsi"/>
+          <w:sz w:val="20"/>
+          <w:szCs w:val="20"/>
+        </w:rPr>
+        <w:t>Teknologi</w:t>
+      </w:r>
+      <w:proofErr w:type="spellEnd"/>
+      <w:r>
+        <w:rPr>
+          <w:rFonts w:cstheme="minorHAnsi"/>
+          <w:sz w:val="20"/>
+          <w:szCs w:val="20"/>
+        </w:rPr>
+        <w:t xml:space="preserve"> Padang</w:t>
+      </w:r>
+    </w:p>
+    <w:p>
+      <w:pPr>
+        <w:spacing w:after="0" w:line="276" w:lineRule="auto"/>
+        <w:jc w:val="right"/>
+        <w:rPr>
+          <w:rFonts w:cstheme="minorHAnsi"/>
+          <w:sz w:val="20"/>
+          <w:szCs w:val="20"/>
+        </w:rPr>
+      </w:pPr>
+      <w:r>
+        <w:rPr>
+          <w:rFonts w:cstheme="minorHAnsi"/>
+          <w:sz w:val="20"/>
+          <w:szCs w:val="20"/>
+        </w:rPr>
+        <w:t>October</w:t>
+      </w:r>
+      <w:r>
+        <w:rPr>
+          <w:rFonts w:cstheme="minorHAnsi"/>
+          <w:sz w:val="20"/>
+          <w:szCs w:val="20"/>
+        </w:rPr>
+        <w:t xml:space="preserve"> 202</w:t>
+      </w:r>
+      <w:r>
+        <w:rPr>
+          <w:rFonts w:cstheme="minorHAnsi"/>
+          <w:sz w:val="20"/>
+          <w:szCs w:val="20"/>
+        </w:rPr>
+        <w:t>4</w:t>
       </w:r>
     </w:p>
     <w:p>
@@ -3012,41 +3553,23 @@
           <w:sz w:val="20"/>
           <w:szCs w:val="20"/>
         </w:rPr>
-        <w:t>First Author of a SINTA 3-Indexed Journal Publication</w:t>
-      </w:r>
-      <w:r>
-        <w:rPr>
-          <w:rFonts w:cstheme="minorHAnsi"/>
-          <w:sz w:val="20"/>
-          <w:szCs w:val="20"/>
-        </w:rPr>
-        <w:t xml:space="preserve"> – </w:t>
-      </w:r>
-      <w:r>
-        <w:rPr>
-          <w:rFonts w:cstheme="minorHAnsi"/>
-          <w:sz w:val="20"/>
-          <w:szCs w:val="20"/>
-        </w:rPr>
-        <w:t xml:space="preserve">JPIT, </w:t>
-      </w:r>
-      <w:proofErr w:type="spellStart"/>
-      <w:r>
-        <w:rPr>
-          <w:rFonts w:cstheme="minorHAnsi"/>
-          <w:sz w:val="20"/>
-          <w:szCs w:val="20"/>
-        </w:rPr>
-        <w:t>Politeknik</w:t>
-      </w:r>
-      <w:proofErr w:type="spellEnd"/>
-      <w:r>
-        <w:rPr>
-          <w:rFonts w:cstheme="minorHAnsi"/>
-          <w:sz w:val="20"/>
-          <w:szCs w:val="20"/>
-        </w:rPr>
-        <w:t xml:space="preserve"> Harapan Bersama</w:t>
+        <w:t xml:space="preserve">Lead Speaker at 22 Webinars on Artificial Intelligence and Data Analytics </w:t>
+      </w:r>
+      <w:r>
+        <w:rPr>
+          <w:rFonts w:cstheme="minorHAnsi"/>
+          <w:sz w:val="20"/>
+          <w:szCs w:val="20"/>
+        </w:rPr>
+        <w:t xml:space="preserve">– </w:t>
+      </w:r>
+      <w:r>
+        <w:rPr>
+          <w:rFonts w:cstheme="minorHAnsi"/>
+          <w:sz w:val="20"/>
+          <w:szCs w:val="20"/>
+        </w:rPr>
+        <w:t>Bisa AI Academy</w:t>
       </w:r>
     </w:p>
     <w:p>
@@ -3065,28 +3588,8 @@
           <w:sz w:val="20"/>
           <w:szCs w:val="20"/>
         </w:rPr>
-        <w:t>October 2025</w:t>
-      </w:r>
-    </w:p>
-    <w:p>
-      <w:pPr>
-        <w:spacing w:after="0" w:line="276" w:lineRule="auto"/>
-        <w:rPr>
-          <w:rFonts w:cstheme="minorHAnsi"/>
-          <w:sz w:val="20"/>
-          <w:szCs w:val="20"/>
-        </w:rPr>
-        <w:sectPr>
-          <w:type w:val="continuous"/>
-          <w:pgSz w:w="11906" w:h="16838" w:code="9"/>
-          <w:pgMar w:top="851" w:right="851" w:bottom="851" w:left="851" w:header="720" w:footer="720" w:gutter="0"/>
-          <w:cols w:num="2" w:space="284" w:equalWidth="0">
-            <w:col w:w="8505" w:space="284"/>
-            <w:col w:w="1415"/>
-          </w:cols>
-          <w:docGrid w:linePitch="360"/>
-        </w:sectPr>
-      </w:pPr>
+        <w:t>June 2024</w:t>
+      </w:r>
     </w:p>
     <w:p>
       <w:pPr>
@@ -3101,82 +3604,13 @@
           <w:sz w:val="20"/>
           <w:szCs w:val="20"/>
         </w:rPr>
-      </w:pPr>
-      <w:r>
-        <w:rPr>
-          <w:rFonts w:cstheme="minorHAnsi"/>
-          <w:sz w:val="20"/>
-          <w:szCs w:val="20"/>
-        </w:rPr>
-        <w:t>Registered Copyright</w:t>
-      </w:r>
-      <w:r>
-        <w:rPr>
-          <w:rFonts w:cstheme="minorHAnsi"/>
-          <w:sz w:val="20"/>
-          <w:szCs w:val="20"/>
-        </w:rPr>
-        <w:t xml:space="preserve"> (HKI)</w:t>
-      </w:r>
-      <w:r>
-        <w:rPr>
-          <w:rFonts w:cstheme="minorHAnsi"/>
-          <w:sz w:val="20"/>
-          <w:szCs w:val="20"/>
-        </w:rPr>
-        <w:t xml:space="preserve"> Holder for an AI-Based Web Application</w:t>
-      </w:r>
-      <w:r>
-        <w:rPr>
-          <w:rFonts w:cstheme="minorHAnsi"/>
-          <w:sz w:val="20"/>
-          <w:szCs w:val="20"/>
-        </w:rPr>
-        <w:t xml:space="preserve"> – </w:t>
-      </w:r>
-      <w:r>
-        <w:rPr>
-          <w:rFonts w:cstheme="minorHAnsi"/>
-          <w:sz w:val="20"/>
-          <w:szCs w:val="20"/>
-        </w:rPr>
-        <w:t>DJKI</w:t>
-      </w:r>
-    </w:p>
-    <w:p>
-      <w:pPr>
-        <w:spacing w:after="0" w:line="276" w:lineRule="auto"/>
-        <w:jc w:val="right"/>
-        <w:rPr>
-          <w:rFonts w:cstheme="minorHAnsi"/>
-          <w:sz w:val="20"/>
-          <w:szCs w:val="20"/>
-        </w:rPr>
-      </w:pPr>
-      <w:r>
-        <w:rPr>
-          <w:rFonts w:cstheme="minorHAnsi"/>
-          <w:sz w:val="20"/>
-          <w:szCs w:val="20"/>
-        </w:rPr>
-        <w:t>September 2025</w:t>
-      </w:r>
-    </w:p>
-    <w:p>
-      <w:pPr>
-        <w:spacing w:after="0" w:line="276" w:lineRule="auto"/>
-        <w:rPr>
-          <w:rFonts w:cstheme="minorHAnsi"/>
-          <w:sz w:val="20"/>
-          <w:szCs w:val="20"/>
-        </w:rPr>
         <w:sectPr>
           <w:type w:val="continuous"/>
           <w:pgSz w:w="11906" w:h="16838" w:code="9"/>
           <w:pgMar w:top="851" w:right="851" w:bottom="851" w:left="851" w:header="720" w:footer="720" w:gutter="0"/>
-          <w:cols w:num="2" w:space="284" w:equalWidth="0">
-            <w:col w:w="8505" w:space="284"/>
-            <w:col w:w="1415"/>
+          <w:cols w:num="2" w:space="0" w:equalWidth="0">
+            <w:col w:w="8505" w:space="0"/>
+            <w:col w:w="1699"/>
           </w:cols>
           <w:docGrid w:linePitch="360"/>
         </w:sectPr>
@@ -3202,51 +3636,15 @@
           <w:sz w:val="20"/>
           <w:szCs w:val="20"/>
         </w:rPr>
-        <w:t>Research Team Member in an Institutional Research Grant</w:t>
-      </w:r>
-      <w:r>
-        <w:rPr>
-          <w:rFonts w:cstheme="minorHAnsi"/>
-          <w:sz w:val="20"/>
-          <w:szCs w:val="20"/>
-        </w:rPr>
-        <w:t xml:space="preserve"> – </w:t>
-      </w:r>
-      <w:proofErr w:type="spellStart"/>
-      <w:r>
-        <w:rPr>
-          <w:rFonts w:cstheme="minorHAnsi"/>
-          <w:sz w:val="20"/>
-          <w:szCs w:val="20"/>
-        </w:rPr>
-        <w:t>Institut</w:t>
-      </w:r>
-      <w:proofErr w:type="spellEnd"/>
-      <w:r>
-        <w:rPr>
-          <w:rFonts w:cstheme="minorHAnsi"/>
-          <w:sz w:val="20"/>
-          <w:szCs w:val="20"/>
-        </w:rPr>
-        <w:t xml:space="preserve"> </w:t>
-      </w:r>
-      <w:proofErr w:type="spellStart"/>
-      <w:r>
-        <w:rPr>
-          <w:rFonts w:cstheme="minorHAnsi"/>
-          <w:sz w:val="20"/>
-          <w:szCs w:val="20"/>
-        </w:rPr>
-        <w:t>Teknologi</w:t>
-      </w:r>
-      <w:proofErr w:type="spellEnd"/>
-      <w:r>
-        <w:rPr>
-          <w:rFonts w:cstheme="minorHAnsi"/>
-          <w:sz w:val="20"/>
-          <w:szCs w:val="20"/>
-        </w:rPr>
-        <w:t xml:space="preserve"> Padang</w:t>
+        <w:t>Capstone Project Team Leader Data Science Program</w:t>
+      </w:r>
+      <w:r>
+        <w:rPr>
+          <w:rFonts w:cstheme="minorHAnsi"/>
+          <w:sz w:val="20"/>
+          <w:szCs w:val="20"/>
+        </w:rPr>
+        <w:t xml:space="preserve"> – Bisa AI Academy</w:t>
       </w:r>
     </w:p>
     <w:p>
@@ -3265,7 +3663,15 @@
           <w:sz w:val="20"/>
           <w:szCs w:val="20"/>
         </w:rPr>
-        <w:t>August 2025</w:t>
+        <w:t>March</w:t>
+      </w:r>
+      <w:r>
+        <w:rPr>
+          <w:rFonts w:cstheme="minorHAnsi"/>
+          <w:sz w:val="20"/>
+          <w:szCs w:val="20"/>
+        </w:rPr>
+        <w:t xml:space="preserve"> 2024</w:t>
       </w:r>
     </w:p>
     <w:p>
@@ -3280,165 +3686,9 @@
           <w:type w:val="continuous"/>
           <w:pgSz w:w="11906" w:h="16838" w:code="9"/>
           <w:pgMar w:top="851" w:right="851" w:bottom="851" w:left="851" w:header="720" w:footer="720" w:gutter="0"/>
-          <w:cols w:num="2" w:space="284" w:equalWidth="0">
-            <w:col w:w="8505" w:space="284"/>
-            <w:col w:w="1415"/>
-          </w:cols>
-          <w:docGrid w:linePitch="360"/>
-        </w:sectPr>
-      </w:pPr>
-    </w:p>
-    <w:p>
-      <w:pPr>
-        <w:pStyle w:val="DaftarParagraf"/>
-        <w:numPr>
-          <w:ilvl w:val="0"/>
-          <w:numId w:val="3"/>
-        </w:numPr>
-        <w:spacing w:after="0" w:line="276" w:lineRule="auto"/>
-        <w:rPr>
-          <w:rFonts w:cstheme="minorHAnsi"/>
-          <w:sz w:val="20"/>
-          <w:szCs w:val="20"/>
-        </w:rPr>
-      </w:pPr>
-      <w:r>
-        <w:rPr>
-          <w:rFonts w:cstheme="minorHAnsi"/>
-          <w:sz w:val="20"/>
-          <w:szCs w:val="20"/>
-        </w:rPr>
-        <w:t>Capstone Project Team Leader Data Science Program</w:t>
-      </w:r>
-      <w:r>
-        <w:rPr>
-          <w:rFonts w:cstheme="minorHAnsi"/>
-          <w:sz w:val="20"/>
-          <w:szCs w:val="20"/>
-        </w:rPr>
-        <w:t xml:space="preserve"> – Bisa AI Academy</w:t>
-      </w:r>
-    </w:p>
-    <w:p>
-      <w:pPr>
-        <w:spacing w:after="0" w:line="276" w:lineRule="auto"/>
-        <w:jc w:val="right"/>
-        <w:rPr>
-          <w:rFonts w:cstheme="minorHAnsi"/>
-          <w:sz w:val="20"/>
-          <w:szCs w:val="20"/>
-        </w:rPr>
-      </w:pPr>
-      <w:r>
-        <w:rPr>
-          <w:rFonts w:cstheme="minorHAnsi"/>
-          <w:sz w:val="20"/>
-          <w:szCs w:val="20"/>
-        </w:rPr>
-        <w:t>July 2024</w:t>
-      </w:r>
-    </w:p>
-    <w:p>
-      <w:pPr>
-        <w:spacing w:after="0" w:line="276" w:lineRule="auto"/>
-        <w:rPr>
-          <w:rFonts w:cstheme="minorHAnsi"/>
-          <w:sz w:val="20"/>
-          <w:szCs w:val="20"/>
-        </w:rPr>
-        <w:sectPr>
-          <w:type w:val="continuous"/>
-          <w:pgSz w:w="11906" w:h="16838" w:code="9"/>
-          <w:pgMar w:top="851" w:right="851" w:bottom="851" w:left="851" w:header="720" w:footer="720" w:gutter="0"/>
-          <w:cols w:num="2" w:space="284" w:equalWidth="0">
-            <w:col w:w="8505" w:space="284"/>
-            <w:col w:w="1415"/>
-          </w:cols>
-          <w:docGrid w:linePitch="360"/>
-        </w:sectPr>
-      </w:pPr>
-    </w:p>
-    <w:p>
-      <w:pPr>
-        <w:pStyle w:val="DaftarParagraf"/>
-        <w:numPr>
-          <w:ilvl w:val="0"/>
-          <w:numId w:val="3"/>
-        </w:numPr>
-        <w:spacing w:after="0" w:line="276" w:lineRule="auto"/>
-        <w:rPr>
-          <w:rFonts w:cstheme="minorHAnsi"/>
-          <w:sz w:val="20"/>
-          <w:szCs w:val="20"/>
-        </w:rPr>
-      </w:pPr>
-      <w:r>
-        <w:rPr>
-          <w:rFonts w:cstheme="minorHAnsi"/>
-          <w:sz w:val="20"/>
-          <w:szCs w:val="20"/>
-        </w:rPr>
-        <w:t xml:space="preserve">Lead Speaker at </w:t>
-      </w:r>
-      <w:r>
-        <w:rPr>
-          <w:rFonts w:cstheme="minorHAnsi"/>
-          <w:sz w:val="20"/>
-          <w:szCs w:val="20"/>
-        </w:rPr>
-        <w:t>22</w:t>
-      </w:r>
-      <w:r>
-        <w:rPr>
-          <w:rFonts w:cstheme="minorHAnsi"/>
-          <w:sz w:val="20"/>
-          <w:szCs w:val="20"/>
-        </w:rPr>
-        <w:t xml:space="preserve"> Webinars on Artificial Intelligence and Data Analytics</w:t>
-      </w:r>
-      <w:r>
-        <w:rPr>
-          <w:rFonts w:cstheme="minorHAnsi"/>
-          <w:sz w:val="20"/>
-          <w:szCs w:val="20"/>
-        </w:rPr>
-        <w:t xml:space="preserve"> - Bisa AI Academy</w:t>
-      </w:r>
-    </w:p>
-    <w:p>
-      <w:pPr>
-        <w:spacing w:after="0" w:line="276" w:lineRule="auto"/>
-        <w:jc w:val="right"/>
-        <w:rPr>
-          <w:rFonts w:cstheme="minorHAnsi"/>
-          <w:sz w:val="20"/>
-          <w:szCs w:val="20"/>
-        </w:rPr>
-      </w:pPr>
-      <w:r>
-        <w:rPr>
-          <w:rFonts w:cstheme="minorHAnsi"/>
-          <w:sz w:val="20"/>
-          <w:szCs w:val="20"/>
-        </w:rPr>
-        <w:t>June 2024</w:t>
-      </w:r>
-    </w:p>
-    <w:p>
-      <w:pPr>
-        <w:spacing w:after="0" w:line="276" w:lineRule="auto"/>
-        <w:rPr>
-          <w:rFonts w:cstheme="minorHAnsi"/>
-          <w:sz w:val="20"/>
-          <w:szCs w:val="20"/>
-        </w:rPr>
-        <w:sectPr>
-          <w:type w:val="continuous"/>
-          <w:pgSz w:w="11906" w:h="16838" w:code="9"/>
-          <w:pgMar w:top="851" w:right="851" w:bottom="851" w:left="851" w:header="720" w:footer="720" w:gutter="0"/>
-          <w:cols w:num="2" w:space="284" w:equalWidth="0">
-            <w:col w:w="8505" w:space="284"/>
-            <w:col w:w="1415"/>
+          <w:cols w:num="2" w:space="0" w:equalWidth="0">
+            <w:col w:w="8505" w:space="0"/>
+            <w:col w:w="1699"/>
           </w:cols>
           <w:docGrid w:linePitch="360"/>
         </w:sectPr>
@@ -4330,6 +4580,7 @@
         <w:pStyle w:val="DaftarParagraf"/>
         <w:spacing w:after="0" w:line="276" w:lineRule="auto"/>
         <w:ind w:left="360"/>
+        <w:jc w:val="right"/>
         <w:rPr>
           <w:rFonts w:cstheme="minorHAnsi"/>
           <w:sz w:val="20"/>
@@ -4467,6 +4718,14 @@
         </w:rPr>
         <w:t>LANGUAGE</w:t>
       </w:r>
+      <w:r>
+        <w:rPr>
+          <w:rFonts w:cstheme="minorHAnsi"/>
+          <w:b/>
+          <w:bCs/>
+        </w:rPr>
+        <w:t>S</w:t>
+      </w:r>
     </w:p>
     <w:p>
       <w:pPr>
@@ -4567,7 +4826,15 @@
           <w:sz w:val="20"/>
           <w:szCs w:val="20"/>
         </w:rPr>
-        <w:t>– Professional</w:t>
+        <w:t xml:space="preserve">– </w:t>
+      </w:r>
+      <w:r>
+        <w:rPr>
+          <w:rFonts w:cstheme="minorHAnsi"/>
+          <w:sz w:val="20"/>
+          <w:szCs w:val="20"/>
+        </w:rPr>
+        <w:t>Professional Working Proficiency</w:t>
       </w:r>
     </w:p>
     <w:p>
@@ -5303,7 +5570,7 @@
   <w:abstractNum w:abstractNumId="6" w15:restartNumberingAfterBreak="0">
     <w:nsid w:val="7E196219"/>
     <w:multiLevelType w:val="hybridMultilevel"/>
-    <w:tmpl w:val="B84858AE"/>
+    <w:tmpl w:val="8C5ABD30"/>
     <w:lvl w:ilvl="0" w:tplc="04090001">
       <w:start w:val="1"/>
       <w:numFmt w:val="bullet"/>
@@ -6040,7 +6307,6 @@
   <w:style w:type="character" w:default="1" w:styleId="FontParagrafDefault">
     <w:name w:val="Default Paragraph Font"/>
     <w:uiPriority w:val="1"/>
-    <w:semiHidden/>
     <w:unhideWhenUsed/>
   </w:style>
   <w:style w:type="table" w:default="1" w:styleId="TabelNormal">
